--- a/static/downloads/posts/Documentation - How did you make this accessible.docx
+++ b/static/downloads/posts/Documentation - How did you make this accessible.docx
@@ -4,20 +4,9 @@
   <w:body>
     <w:p>
       <w:pPr>
-        <w:rPr>
-          <w:rFonts w:asciiTheme="majorHAnsi" w:eastAsiaTheme="majorEastAsia" w:hAnsiTheme="majorHAnsi" w:cstheme="majorBidi"/>
-          <w:color w:val="0B283E" w:themeColor="accent1" w:themeShade="BF"/>
-          <w:sz w:val="40"/>
-          <w:szCs w:val="40"/>
-        </w:rPr>
-      </w:pPr>
-      <w:r>
-        <w:rPr>
-          <w:rFonts w:asciiTheme="majorHAnsi" w:eastAsiaTheme="majorEastAsia" w:hAnsiTheme="majorHAnsi" w:cstheme="majorBidi"/>
-          <w:color w:val="0B283E" w:themeColor="accent1" w:themeShade="BF"/>
-          <w:sz w:val="40"/>
-          <w:szCs w:val="40"/>
-        </w:rPr>
+        <w:pStyle w:val="Heading1"/>
+      </w:pPr>
+      <w:r>
         <w:t>Documentation – How did you make this accessible?</w:t>
       </w:r>
     </w:p>
@@ -55,520 +44,32 @@
         <w:pStyle w:val="Heading2"/>
       </w:pPr>
       <w:r>
-        <w:t>Introduction</w:t>
-      </w:r>
-    </w:p>
-    <w:p>
-      <w:pPr>
-        <w:pStyle w:val="Heading2"/>
-        <w:rPr>
-          <w:rFonts w:asciiTheme="minorHAnsi" w:eastAsiaTheme="minorHAnsi" w:hAnsiTheme="minorHAnsi" w:cstheme="minorBidi"/>
-          <w:color w:val="auto"/>
-          <w:sz w:val="24"/>
-          <w:szCs w:val="24"/>
-        </w:rPr>
-      </w:pPr>
-      <w:r>
-        <w:rPr>
-          <w:rFonts w:asciiTheme="minorHAnsi" w:eastAsiaTheme="minorHAnsi" w:hAnsiTheme="minorHAnsi" w:cstheme="minorBidi"/>
-          <w:color w:val="auto"/>
-          <w:sz w:val="24"/>
-          <w:szCs w:val="24"/>
-        </w:rPr>
-        <w:t xml:space="preserve">A good accessibility advocate should follow what they preach. </w:t>
-      </w:r>
-    </w:p>
-    <w:p>
-      <w:pPr>
-        <w:pStyle w:val="Heading2"/>
-        <w:rPr>
-          <w:rFonts w:asciiTheme="minorHAnsi" w:eastAsiaTheme="minorHAnsi" w:hAnsiTheme="minorHAnsi" w:cstheme="minorBidi"/>
-          <w:color w:val="auto"/>
-          <w:sz w:val="24"/>
-          <w:szCs w:val="24"/>
-        </w:rPr>
-      </w:pPr>
-      <w:r>
-        <w:rPr>
-          <w:rFonts w:asciiTheme="minorHAnsi" w:eastAsiaTheme="minorHAnsi" w:hAnsiTheme="minorHAnsi" w:cstheme="minorBidi"/>
-          <w:color w:val="auto"/>
-          <w:sz w:val="24"/>
-          <w:szCs w:val="24"/>
-        </w:rPr>
-        <w:t>While I'm no preacher, I've certainly done some things above choosing the right template to make this website and its documents accessible to all</w:t>
-      </w:r>
-      <w:r>
-        <w:rPr>
-          <w:rFonts w:asciiTheme="minorHAnsi" w:eastAsiaTheme="minorHAnsi" w:hAnsiTheme="minorHAnsi" w:cstheme="minorBidi"/>
-          <w:color w:val="auto"/>
-          <w:sz w:val="24"/>
-          <w:szCs w:val="24"/>
-        </w:rPr>
-        <w:t>.</w:t>
-      </w:r>
-    </w:p>
-    <w:p>
-      <w:pPr>
-        <w:pStyle w:val="Heading2"/>
-      </w:pPr>
-      <w:r>
-        <w:t>1. Website</w:t>
-      </w:r>
-    </w:p>
-    <w:p>
-      <w:pPr>
-        <w:pStyle w:val="Heading3"/>
-      </w:pPr>
-      <w:r>
-        <w:t>Hugo and Zen</w:t>
-      </w:r>
-    </w:p>
-    <w:p>
-      <w:r>
-        <w:t xml:space="preserve">I used </w:t>
+        <w:t>Scope</w:t>
+      </w:r>
+    </w:p>
+    <w:p>
+      <w:r>
+        <w:t xml:space="preserve">My portfolio is the </w:t>
       </w:r>
       <w:hyperlink r:id="rId7" w:history="1">
         <w:r>
           <w:rPr>
             <w:rStyle w:val="Hyperlink"/>
+            <w:i/>
+            <w:iCs/>
           </w:rPr>
-          <w:t>Hugo</w:t>
+          <w:t>Can That Be Accessible?</w:t>
         </w:r>
       </w:hyperlink>
       <w:r>
-        <w:t>, an open-source static website generator, to create this website. It’s command line–based software. I chose it because earlier in 2026, I took the time to learn how to use Hugo so that I could create websites unfettered by subscription fees. Static websites have identical content for every user, which was not an issue for being the website for Can That Be Accessible?</w:t>
-      </w:r>
-    </w:p>
-    <w:p>
-      <w:r>
-        <w:t xml:space="preserve">There is a wide assortment of themes made by the Hugo community. Themes help define the layout of the site and usually includes a lot of custom </w:t>
-      </w:r>
-      <w:proofErr w:type="gramStart"/>
-      <w:r>
-        <w:t>CSS</w:t>
-      </w:r>
-      <w:proofErr w:type="gramEnd"/>
-      <w:r>
-        <w:t>. In other words, themes make sure you don’t have to code a website from scratch. If you know a bit of HTML and CSS, you can customise themes to your liking, going beyond the parameters set by the theme creators.</w:t>
-      </w:r>
-    </w:p>
-    <w:p>
-      <w:r>
-        <w:t xml:space="preserve">I went with </w:t>
+        <w:t xml:space="preserve"> website. </w:t>
+      </w:r>
+    </w:p>
+    <w:p>
+      <w:r>
+        <w:t xml:space="preserve">This is an exploration by one person about whether certain things can be accessible. I fundamentally believe that when you plan properly, you plan for accessibility. In the </w:t>
       </w:r>
       <w:hyperlink r:id="rId8" w:history="1">
-        <w:r>
-          <w:rPr>
-            <w:rStyle w:val="Hyperlink"/>
-          </w:rPr>
-          <w:t xml:space="preserve">Zen by </w:t>
-        </w:r>
-        <w:proofErr w:type="spellStart"/>
-        <w:r>
-          <w:rPr>
-            <w:rStyle w:val="Hyperlink"/>
-          </w:rPr>
-          <w:t>frjo</w:t>
-        </w:r>
-        <w:proofErr w:type="spellEnd"/>
-      </w:hyperlink>
-      <w:r>
-        <w:t xml:space="preserve">, which is licensed under the GPL-2.0 licence. I’ll quote </w:t>
-      </w:r>
-      <w:proofErr w:type="spellStart"/>
-      <w:r>
-        <w:t>frjo</w:t>
-      </w:r>
-      <w:proofErr w:type="spellEnd"/>
-      <w:r>
-        <w:t xml:space="preserve"> because they said it best:</w:t>
-      </w:r>
-    </w:p>
-    <w:p>
-      <w:pPr>
-        <w:ind w:left="720"/>
-      </w:pPr>
-      <w:r>
-        <w:t>[Zen] uses HTML5 with a modern CSS grid and flex layout. Care has been taken to produce semantic and accessible code.</w:t>
-      </w:r>
-    </w:p>
-    <w:p>
-      <w:r>
-        <w:t xml:space="preserve">While other Hugo themes might not think about accessibility, Zen was built with accessibility in mind. I found Zen thanks to </w:t>
-      </w:r>
-      <w:hyperlink r:id="rId9" w:history="1">
-        <w:r>
-          <w:rPr>
-            <w:rStyle w:val="Hyperlink"/>
-          </w:rPr>
-          <w:t>a forum post made by another accessibility-interested Hugo user</w:t>
-        </w:r>
-      </w:hyperlink>
-      <w:r>
-        <w:t xml:space="preserve">. As suggested in that thread, I ran the Zen demo site through </w:t>
-      </w:r>
-      <w:hyperlink r:id="rId10" w:history="1">
-        <w:r>
-          <w:rPr>
-            <w:rStyle w:val="Hyperlink"/>
-          </w:rPr>
-          <w:t>WAVE web accessibility evaluation tool</w:t>
-        </w:r>
-      </w:hyperlink>
-      <w:r>
-        <w:t>. With an AIM Score of 10 out of 10—and no red flags on my manual inspection—Zen was the perfect theme for me to use.</w:t>
-      </w:r>
-    </w:p>
-    <w:p>
-      <w:r>
-        <w:t>However, I found that I could go further with accessibility.</w:t>
-      </w:r>
-    </w:p>
-    <w:p>
-      <w:pPr>
-        <w:pStyle w:val="Heading3"/>
-      </w:pPr>
-      <w:r>
-        <w:t>Making an accessible theme more accessible</w:t>
-      </w:r>
-    </w:p>
-    <w:p>
-      <w:r>
-        <w:t>Zen does not have a “Skip to main content” link that would benefit keyboard and screen reader users. So, I made one myself. With the help of ChatGPT as my coding companion, I added a skip link in the base HTML file (baseof.html).</w:t>
-      </w:r>
-    </w:p>
-    <w:p>
-      <w:pPr>
-        <w:pStyle w:val="Code"/>
-      </w:pPr>
-      <w:r>
-        <w:lastRenderedPageBreak/>
-        <w:t xml:space="preserve">&lt;a class="skip-link" </w:t>
-      </w:r>
-      <w:proofErr w:type="spellStart"/>
-      <w:r>
-        <w:t>href</w:t>
-      </w:r>
-      <w:proofErr w:type="spellEnd"/>
-      <w:r>
-        <w:t>="#main-content"&gt;</w:t>
-      </w:r>
-    </w:p>
-    <w:p>
-      <w:pPr>
-        <w:pStyle w:val="Code"/>
-      </w:pPr>
-      <w:r>
-        <w:t xml:space="preserve">  Skip to main content</w:t>
-      </w:r>
-    </w:p>
-    <w:p>
-      <w:pPr>
-        <w:pStyle w:val="Code"/>
-      </w:pPr>
-      <w:r>
-        <w:t>&lt;/a&gt;</w:t>
-      </w:r>
-    </w:p>
-    <w:p>
-      <w:r>
-        <w:t>This also required changing the body for all pages to have the tag “</w:t>
-      </w:r>
-      <w:proofErr w:type="gramStart"/>
-      <w:r>
-        <w:t>main-content</w:t>
-      </w:r>
-      <w:proofErr w:type="gramEnd"/>
-      <w:r>
-        <w:t>”. I did this by modifying taxonomy.html to be:</w:t>
-      </w:r>
-    </w:p>
-    <w:p>
-      <w:pPr>
-        <w:pStyle w:val="Code"/>
-      </w:pPr>
-      <w:r>
-        <w:t xml:space="preserve">&lt;main id="main-content" class="main </w:t>
-      </w:r>
-      <w:proofErr w:type="spellStart"/>
-      <w:r>
-        <w:t>layout__main</w:t>
-      </w:r>
-      <w:proofErr w:type="spellEnd"/>
-      <w:r>
-        <w:t xml:space="preserve">" </w:t>
-      </w:r>
-      <w:proofErr w:type="spellStart"/>
-      <w:r>
-        <w:t>tabindex</w:t>
-      </w:r>
-      <w:proofErr w:type="spellEnd"/>
-      <w:r>
-        <w:t>="-1"&gt;</w:t>
-      </w:r>
-    </w:p>
-    <w:p>
-      <w:pPr>
-        <w:pStyle w:val="Code"/>
-      </w:pPr>
-      <w:r>
-        <w:t>&lt;header&gt;</w:t>
-      </w:r>
-    </w:p>
-    <w:p>
-      <w:pPr>
-        <w:pStyle w:val="Code"/>
-      </w:pPr>
-      <w:r>
-        <w:t>&lt;h1 class="title"</w:t>
-      </w:r>
-      <w:proofErr w:type="gramStart"/>
-      <w:r>
-        <w:t>&gt;{{ .Title</w:t>
-      </w:r>
-      <w:proofErr w:type="gramEnd"/>
-      <w:r>
-        <w:t xml:space="preserve"> </w:t>
-      </w:r>
-      <w:proofErr w:type="gramStart"/>
-      <w:r>
-        <w:t>}}&lt;</w:t>
-      </w:r>
-      <w:proofErr w:type="gramEnd"/>
-      <w:r>
-        <w:t>/h1&gt;</w:t>
-      </w:r>
-    </w:p>
-    <w:p>
-      <w:pPr>
-        <w:pStyle w:val="Code"/>
-      </w:pPr>
-      <w:r>
-        <w:t>&lt;/header&gt;</w:t>
-      </w:r>
-    </w:p>
-    <w:p>
-      <w:pPr>
-        <w:pStyle w:val="Code"/>
-      </w:pPr>
-    </w:p>
-    <w:p>
-      <w:pPr>
-        <w:pStyle w:val="Code"/>
-      </w:pPr>
-      <w:proofErr w:type="gramStart"/>
-      <w:r>
-        <w:t>{{ .Content }</w:t>
-      </w:r>
-      <w:proofErr w:type="gramEnd"/>
-      <w:r>
-        <w:t>}</w:t>
-      </w:r>
-    </w:p>
-    <w:p>
-      <w:pPr>
-        <w:pStyle w:val="Code"/>
-      </w:pPr>
-    </w:p>
-    <w:p>
-      <w:pPr>
-        <w:pStyle w:val="Code"/>
-      </w:pPr>
-      <w:proofErr w:type="gramStart"/>
-      <w:r>
-        <w:t>{{ range .</w:t>
-      </w:r>
-      <w:proofErr w:type="spellStart"/>
-      <w:r>
-        <w:t>Pages.ByTitle</w:t>
-      </w:r>
-      <w:proofErr w:type="spellEnd"/>
-      <w:proofErr w:type="gramEnd"/>
-      <w:r>
-        <w:t xml:space="preserve"> -}}</w:t>
-      </w:r>
-    </w:p>
-    <w:p>
-      <w:pPr>
-        <w:pStyle w:val="Code"/>
-      </w:pPr>
-      <w:proofErr w:type="gramStart"/>
-      <w:r>
-        <w:t>{{ .</w:t>
-      </w:r>
-      <w:proofErr w:type="gramEnd"/>
-      <w:r>
-        <w:t>Render "taxonomy-summary</w:t>
-      </w:r>
-      <w:proofErr w:type="gramStart"/>
-      <w:r>
-        <w:t>" }</w:t>
-      </w:r>
-      <w:proofErr w:type="gramEnd"/>
-      <w:r>
-        <w:t>}</w:t>
-      </w:r>
-    </w:p>
-    <w:p>
-      <w:pPr>
-        <w:pStyle w:val="Code"/>
-      </w:pPr>
-      <w:proofErr w:type="gramStart"/>
-      <w:r>
-        <w:t>{{ end</w:t>
-      </w:r>
-      <w:proofErr w:type="gramEnd"/>
-      <w:r>
-        <w:t xml:space="preserve"> -}}</w:t>
-      </w:r>
-    </w:p>
-    <w:p>
-      <w:pPr>
-        <w:pStyle w:val="Code"/>
-      </w:pPr>
-      <w:r>
-        <w:t>&lt;/main&gt;</w:t>
-      </w:r>
-    </w:p>
-    <w:p>
-      <w:r>
-        <w:t>That likely isn’t good indenting hygiene, but it works. Now every page has a “</w:t>
-      </w:r>
-      <w:proofErr w:type="gramStart"/>
-      <w:r>
-        <w:t>main-content</w:t>
-      </w:r>
-      <w:proofErr w:type="gramEnd"/>
-      <w:r>
-        <w:t xml:space="preserve">” that we can skip to using the “Skip to main content” button that only appears when you go </w:t>
-      </w:r>
-      <w:proofErr w:type="spellStart"/>
-      <w:r>
-        <w:t>though</w:t>
-      </w:r>
-      <w:proofErr w:type="spellEnd"/>
-      <w:r>
-        <w:t xml:space="preserve"> the tab order.</w:t>
-      </w:r>
-    </w:p>
-    <w:p>
-      <w:pPr>
-        <w:pStyle w:val="Heading2"/>
-      </w:pPr>
-      <w:r>
-        <w:t>Other elements</w:t>
-      </w:r>
-    </w:p>
-    <w:p>
-      <w:pPr>
-        <w:pStyle w:val="Heading4"/>
-      </w:pPr>
-      <w:r>
-        <w:t>Responsiveness</w:t>
-      </w:r>
-    </w:p>
-    <w:p>
-      <w:r>
-        <w:t>I can only take credit for selecting Zen as my theme. Zen features a responsive design that scales well for mobile devices. I tested my website using my iPhone 16e. On my phone, the website uses a hamburger menu rather than the row of headers on desktop. I was satisfied that it was still usable and easy to navigate.</w:t>
-      </w:r>
-    </w:p>
-    <w:p>
-      <w:pPr>
-        <w:pStyle w:val="Heading4"/>
-      </w:pPr>
-      <w:r>
-        <w:t>Colour palette</w:t>
-      </w:r>
-    </w:p>
-    <w:p>
-      <w:r>
-        <w:t xml:space="preserve">I outline </w:t>
-      </w:r>
-      <w:hyperlink r:id="rId11" w:history="1">
-        <w:r>
-          <w:rPr>
-            <w:rStyle w:val="Hyperlink"/>
-          </w:rPr>
-          <w:t>how I chose my colour palette in a separate post</w:t>
-        </w:r>
-      </w:hyperlink>
-      <w:r>
-        <w:t>. When choosing the colours, I made sure that they were all WCAG AAA compliant when acting as a background black or white.</w:t>
-      </w:r>
-    </w:p>
-    <w:p>
-      <w:pPr>
-        <w:pStyle w:val="Heading4"/>
-      </w:pPr>
-      <w:r>
-        <w:t>Font</w:t>
-      </w:r>
-    </w:p>
-    <w:p>
-      <w:r>
-        <w:t xml:space="preserve">I chose Franklin Gothic as the typeface of choice. It </w:t>
-      </w:r>
-      <w:proofErr w:type="spellStart"/>
-      <w:proofErr w:type="gramStart"/>
-      <w:r>
-        <w:t>san</w:t>
-      </w:r>
-      <w:proofErr w:type="spellEnd"/>
-      <w:r>
-        <w:t>-serif</w:t>
-      </w:r>
-      <w:proofErr w:type="gramEnd"/>
-      <w:r>
-        <w:t xml:space="preserve"> and seemed easy to read. It is also a widely available font, meaning most devices (and their browsers) would be able to load it. Nevertheless, in the website’s CSS, there are contingency fonts.</w:t>
-      </w:r>
-    </w:p>
-    <w:p>
-      <w:pPr>
-        <w:pStyle w:val="Code"/>
-      </w:pPr>
-      <w:r>
-        <w:t>--ff-body: "Franklin Gothic Book", "ITC Franklin Gothic", Arial, system-</w:t>
-      </w:r>
-      <w:proofErr w:type="spellStart"/>
-      <w:r>
-        <w:t>ui</w:t>
-      </w:r>
-      <w:proofErr w:type="spellEnd"/>
-      <w:r>
-        <w:t>, sans-serif;</w:t>
-      </w:r>
-    </w:p>
-    <w:p>
-      <w:pPr>
-        <w:pStyle w:val="Code"/>
-      </w:pPr>
-      <w:r>
-        <w:t>--ff-headings: "Franklin Gothic Demi", "Franklin Gothic Medium", Arial, system-</w:t>
-      </w:r>
-      <w:proofErr w:type="spellStart"/>
-      <w:r>
-        <w:t>ui</w:t>
-      </w:r>
-      <w:proofErr w:type="spellEnd"/>
-      <w:r>
-        <w:t>, sans-serif;</w:t>
-      </w:r>
-    </w:p>
-    <w:p/>
-    <w:p>
-      <w:pPr>
-        <w:pStyle w:val="Heading2"/>
-      </w:pPr>
-      <w:r>
-        <w:lastRenderedPageBreak/>
-        <w:t>2. YouTube</w:t>
-      </w:r>
-    </w:p>
-    <w:p>
-      <w:r>
-        <w:t xml:space="preserve">The YouTube video, </w:t>
-      </w:r>
-      <w:hyperlink r:id="rId12" w:history="1">
         <w:r>
           <w:rPr>
             <w:rStyle w:val="Hyperlink"/>
@@ -579,36 +80,554 @@
         </w:r>
       </w:hyperlink>
       <w:r>
-        <w:t>, was made from scratch, combining my skills as a video editor and as someone interested in accessibility.</w:t>
-      </w:r>
-    </w:p>
-    <w:p>
-      <w:r>
-        <w:t xml:space="preserve">While it is possible to set an audio description track as an alternative track on a YouTube video, I did not have access to this feature. According to the </w:t>
-      </w:r>
+        <w:t xml:space="preserve"> video, I explore whether a rustic, loud, and crowded event can be accessible while being immersive. In </w:t>
+      </w:r>
+      <w:hyperlink r:id="rId9" w:history="1">
+        <w:r>
+          <w:rPr>
+            <w:rStyle w:val="Hyperlink"/>
+            <w:i/>
+            <w:iCs/>
+          </w:rPr>
+          <w:t>Should accessibility ever be de-linked from disability?</w:t>
+        </w:r>
+      </w:hyperlink>
+      <w:r>
+        <w:t xml:space="preserve"> I explore an underlying tension in justifications for accessibility. While a less practical than the video, this blog post is based on a real conversation I had at work about how we sell accessibility to a wider audience.</w:t>
+      </w:r>
+    </w:p>
+    <w:p>
+      <w:r>
+        <w:t>My four documents are:</w:t>
+      </w:r>
+    </w:p>
+    <w:p>
+      <w:pPr>
+        <w:pStyle w:val="ListParagraph"/>
+        <w:numPr>
+          <w:ilvl w:val="0"/>
+          <w:numId w:val="4"/>
+        </w:numPr>
+      </w:pPr>
+      <w:hyperlink r:id="rId10" w:history="1">
+        <w:r>
+          <w:rPr>
+            <w:rStyle w:val="Hyperlink"/>
+            <w:i/>
+            <w:iCs/>
+          </w:rPr>
+          <w:t>Can a Medieval Fayre be accessible?</w:t>
+        </w:r>
+      </w:hyperlink>
+      <w:r>
+        <w:t xml:space="preserve"> (</w:t>
+      </w:r>
+      <w:r>
+        <w:t>Multimedia</w:t>
+      </w:r>
+      <w:r>
+        <w:t>)</w:t>
+      </w:r>
+    </w:p>
+    <w:p>
+      <w:pPr>
+        <w:pStyle w:val="ListParagraph"/>
+        <w:numPr>
+          <w:ilvl w:val="0"/>
+          <w:numId w:val="4"/>
+        </w:numPr>
+      </w:pPr>
+      <w:hyperlink r:id="rId11" w:history="1">
+        <w:r>
+          <w:rPr>
+            <w:rStyle w:val="Hyperlink"/>
+            <w:i/>
+            <w:iCs/>
+          </w:rPr>
+          <w:t>Can a Medieval Fayre be accessible?</w:t>
+        </w:r>
+        <w:r>
+          <w:rPr>
+            <w:rStyle w:val="Hyperlink"/>
+          </w:rPr>
+          <w:t xml:space="preserve"> Word transcript</w:t>
+        </w:r>
+      </w:hyperlink>
+      <w:r>
+        <w:t xml:space="preserve"> (DOCX</w:t>
+      </w:r>
+      <w:r>
+        <w:t>, 25 KB</w:t>
+      </w:r>
+      <w:r>
+        <w:t>)</w:t>
+      </w:r>
+    </w:p>
+    <w:p>
+      <w:pPr>
+        <w:pStyle w:val="ListParagraph"/>
+        <w:numPr>
+          <w:ilvl w:val="0"/>
+          <w:numId w:val="4"/>
+        </w:numPr>
+      </w:pPr>
+      <w:hyperlink r:id="rId12" w:history="1">
+        <w:r>
+          <w:rPr>
+            <w:rStyle w:val="Hyperlink"/>
+            <w:i/>
+            <w:iCs/>
+          </w:rPr>
+          <w:t>Should accessibility ever be de-linked from disability?</w:t>
+        </w:r>
+      </w:hyperlink>
+      <w:r>
+        <w:t xml:space="preserve"> (HTML) </w:t>
+      </w:r>
+    </w:p>
+    <w:p>
+      <w:pPr>
+        <w:pStyle w:val="ListParagraph"/>
+        <w:numPr>
+          <w:ilvl w:val="0"/>
+          <w:numId w:val="4"/>
+        </w:numPr>
+      </w:pPr>
       <w:hyperlink r:id="rId13" w:history="1">
         <w:r>
           <w:rPr>
             <w:rStyle w:val="Hyperlink"/>
+            <w:i/>
+            <w:iCs/>
           </w:rPr>
-          <w:t>YouTube Help page about multi-</w:t>
+          <w:t>Should accessibility ever be de-linked from disability?</w:t>
         </w:r>
-        <w:proofErr w:type="spellStart"/>
+        <w:r>
+          <w:rPr>
+            <w:rStyle w:val="Hyperlink"/>
+            <w:i/>
+            <w:iCs/>
+          </w:rPr>
+          <w:t xml:space="preserve"> </w:t>
+        </w:r>
         <w:r>
           <w:rPr>
             <w:rStyle w:val="Hyperlink"/>
           </w:rPr>
-          <w:t>langauge</w:t>
+          <w:t>PDF version</w:t>
         </w:r>
-        <w:proofErr w:type="spellEnd"/>
+      </w:hyperlink>
+      <w:r>
+        <w:t xml:space="preserve"> (PDF</w:t>
+      </w:r>
+      <w:r>
+        <w:t>, 214 KB</w:t>
+      </w:r>
+      <w:r>
+        <w:t>)</w:t>
+      </w:r>
+    </w:p>
+    <w:p>
+      <w:pPr>
+        <w:pStyle w:val="Heading2"/>
+      </w:pPr>
+      <w:r>
+        <w:t>Introduction</w:t>
+      </w:r>
+    </w:p>
+    <w:p>
+      <w:pPr>
+        <w:pStyle w:val="Heading2"/>
+        <w:rPr>
+          <w:rFonts w:asciiTheme="minorHAnsi" w:eastAsiaTheme="minorHAnsi" w:hAnsiTheme="minorHAnsi" w:cstheme="minorBidi"/>
+          <w:color w:val="auto"/>
+          <w:sz w:val="24"/>
+          <w:szCs w:val="24"/>
+        </w:rPr>
+      </w:pPr>
+      <w:r>
+        <w:rPr>
+          <w:rFonts w:asciiTheme="minorHAnsi" w:eastAsiaTheme="minorHAnsi" w:hAnsiTheme="minorHAnsi" w:cstheme="minorBidi"/>
+          <w:color w:val="auto"/>
+          <w:sz w:val="24"/>
+          <w:szCs w:val="24"/>
+        </w:rPr>
+        <w:t xml:space="preserve">A good accessibility advocate should follow what they preach. </w:t>
+      </w:r>
+    </w:p>
+    <w:p>
+      <w:pPr>
+        <w:pStyle w:val="Heading2"/>
+        <w:rPr>
+          <w:rFonts w:asciiTheme="minorHAnsi" w:eastAsiaTheme="minorHAnsi" w:hAnsiTheme="minorHAnsi" w:cstheme="minorBidi"/>
+          <w:color w:val="auto"/>
+          <w:sz w:val="24"/>
+          <w:szCs w:val="24"/>
+        </w:rPr>
+      </w:pPr>
+      <w:r>
+        <w:rPr>
+          <w:rFonts w:asciiTheme="minorHAnsi" w:eastAsiaTheme="minorHAnsi" w:hAnsiTheme="minorHAnsi" w:cstheme="minorBidi"/>
+          <w:color w:val="auto"/>
+          <w:sz w:val="24"/>
+          <w:szCs w:val="24"/>
+        </w:rPr>
+        <w:t>While I'm no preacher, I've certainly done some things above choosing the right template to make this website and its documents accessible to all</w:t>
+      </w:r>
+      <w:r>
+        <w:rPr>
+          <w:rFonts w:asciiTheme="minorHAnsi" w:eastAsiaTheme="minorHAnsi" w:hAnsiTheme="minorHAnsi" w:cstheme="minorBidi"/>
+          <w:color w:val="auto"/>
+          <w:sz w:val="24"/>
+          <w:szCs w:val="24"/>
+        </w:rPr>
+        <w:t>.</w:t>
+      </w:r>
+    </w:p>
+    <w:p>
+      <w:pPr>
+        <w:pStyle w:val="Heading2"/>
+      </w:pPr>
+      <w:r>
+        <w:t>1. Website</w:t>
+      </w:r>
+    </w:p>
+    <w:p>
+      <w:pPr>
+        <w:pStyle w:val="Heading3"/>
+      </w:pPr>
+      <w:r>
+        <w:t>Hugo and Zen</w:t>
+      </w:r>
+    </w:p>
+    <w:p>
+      <w:r>
+        <w:t xml:space="preserve">I used </w:t>
+      </w:r>
+      <w:hyperlink r:id="rId14" w:history="1">
         <w:r>
           <w:rPr>
             <w:rStyle w:val="Hyperlink"/>
           </w:rPr>
-          <w:t xml:space="preserve"> features</w:t>
+          <w:t>Hugo</w:t>
         </w:r>
       </w:hyperlink>
       <w:r>
+        <w:t>, an open-source static website generator, to create this website. It’s command line–based software. I chose it because earlier in 2026, I took the time to learn how to use Hugo so that I could create websites unfettered by subscription fees. Static websites have identical content for every user, which was not an issue for being the website for Can That Be Accessible?</w:t>
+      </w:r>
+    </w:p>
+    <w:p>
+      <w:r>
+        <w:t xml:space="preserve">There is a wide assortment of themes made by the Hugo community. Themes help define the layout of the site and usually includes a lot of custom CSS. In other words, themes make sure you don’t have to code a website from scratch. If you know a bit of HTML and </w:t>
+      </w:r>
+      <w:r>
+        <w:lastRenderedPageBreak/>
+        <w:t>CSS, you can customise themes to your liking, going beyond the parameters set by the theme creators.</w:t>
+      </w:r>
+    </w:p>
+    <w:p>
+      <w:r>
+        <w:t xml:space="preserve">I went with </w:t>
+      </w:r>
+      <w:hyperlink r:id="rId15" w:history="1">
+        <w:r>
+          <w:rPr>
+            <w:rStyle w:val="Hyperlink"/>
+          </w:rPr>
+          <w:t>Zen by frjo</w:t>
+        </w:r>
+      </w:hyperlink>
+      <w:r>
+        <w:t>, which is licensed under the GPL-2.0 licence. I’ll quote frjo because they said it best:</w:t>
+      </w:r>
+    </w:p>
+    <w:p>
+      <w:pPr>
+        <w:ind w:left="720"/>
+      </w:pPr>
+      <w:r>
+        <w:t>[Zen] uses HTML5 with a modern CSS grid and flex layout. Care has been taken to produce semantic and accessible code.</w:t>
+      </w:r>
+    </w:p>
+    <w:p>
+      <w:r>
+        <w:t xml:space="preserve">While other Hugo themes might not think about accessibility, Zen was built with accessibility in mind. I found Zen thanks to </w:t>
+      </w:r>
+      <w:hyperlink r:id="rId16" w:history="1">
+        <w:r>
+          <w:rPr>
+            <w:rStyle w:val="Hyperlink"/>
+          </w:rPr>
+          <w:t>a forum post made by another accessibility-interested Hugo user</w:t>
+        </w:r>
+      </w:hyperlink>
+      <w:r>
+        <w:t xml:space="preserve">. As suggested in that thread, I ran the Zen demo site through </w:t>
+      </w:r>
+      <w:hyperlink r:id="rId17" w:history="1">
+        <w:r>
+          <w:rPr>
+            <w:rStyle w:val="Hyperlink"/>
+          </w:rPr>
+          <w:t>WAVE web accessibility evaluation tool</w:t>
+        </w:r>
+      </w:hyperlink>
+      <w:r>
+        <w:t>. With an AIM Score of 10 out of 10—and no red flags on my manual inspection—Zen was the perfect theme for me to use.</w:t>
+      </w:r>
+    </w:p>
+    <w:p>
+      <w:r>
+        <w:t>However, I found that I could go further with accessibility.</w:t>
+      </w:r>
+    </w:p>
+    <w:p>
+      <w:pPr>
+        <w:pStyle w:val="Heading3"/>
+      </w:pPr>
+      <w:r>
+        <w:t>Making an accessible theme more accessible</w:t>
+      </w:r>
+    </w:p>
+    <w:p>
+      <w:r>
+        <w:t>Zen does not have a “Skip to main content” link that would benefit keyboard and screen reader users. So, I made one myself. With the help of ChatGPT as my coding companion, I added a skip link in the base HTML file (baseof.html).</w:t>
+      </w:r>
+    </w:p>
+    <w:p>
+      <w:pPr>
+        <w:pStyle w:val="Code"/>
+      </w:pPr>
+      <w:r>
+        <w:t>&lt;a class="skip-link" href="#main-content"&gt;</w:t>
+      </w:r>
+    </w:p>
+    <w:p>
+      <w:pPr>
+        <w:pStyle w:val="Code"/>
+      </w:pPr>
+      <w:r>
+        <w:t xml:space="preserve">  Skip to main content</w:t>
+      </w:r>
+    </w:p>
+    <w:p>
+      <w:pPr>
+        <w:pStyle w:val="Code"/>
+      </w:pPr>
+      <w:r>
+        <w:t>&lt;/a&gt;</w:t>
+      </w:r>
+    </w:p>
+    <w:p>
+      <w:r>
+        <w:t>This also required changing the body for all pages to have the tag “main-content”. I did this by modifying taxonomy.html to be:</w:t>
+      </w:r>
+    </w:p>
+    <w:p>
+      <w:pPr>
+        <w:pStyle w:val="Code"/>
+      </w:pPr>
+      <w:r>
+        <w:t>&lt;main id="main-content" class="main layout__main" tabindex="-1"&gt;</w:t>
+      </w:r>
+    </w:p>
+    <w:p>
+      <w:pPr>
+        <w:pStyle w:val="Code"/>
+      </w:pPr>
+      <w:r>
+        <w:t>&lt;header&gt;</w:t>
+      </w:r>
+    </w:p>
+    <w:p>
+      <w:pPr>
+        <w:pStyle w:val="Code"/>
+      </w:pPr>
+      <w:r>
+        <w:t>&lt;h1 class="title"&gt;{{ .Title }}&lt;/h1&gt;</w:t>
+      </w:r>
+    </w:p>
+    <w:p>
+      <w:pPr>
+        <w:pStyle w:val="Code"/>
+      </w:pPr>
+      <w:r>
+        <w:t>&lt;/header&gt;</w:t>
+      </w:r>
+    </w:p>
+    <w:p>
+      <w:pPr>
+        <w:pStyle w:val="Code"/>
+      </w:pPr>
+    </w:p>
+    <w:p>
+      <w:pPr>
+        <w:pStyle w:val="Code"/>
+      </w:pPr>
+      <w:r>
+        <w:t>{{ .Content }}</w:t>
+      </w:r>
+    </w:p>
+    <w:p>
+      <w:pPr>
+        <w:pStyle w:val="Code"/>
+      </w:pPr>
+    </w:p>
+    <w:p>
+      <w:pPr>
+        <w:pStyle w:val="Code"/>
+      </w:pPr>
+      <w:r>
+        <w:t>{{ range .Pages.ByTitle -}}</w:t>
+      </w:r>
+    </w:p>
+    <w:p>
+      <w:pPr>
+        <w:pStyle w:val="Code"/>
+      </w:pPr>
+      <w:r>
+        <w:t>{{ .Render "taxonomy-summary" }}</w:t>
+      </w:r>
+    </w:p>
+    <w:p>
+      <w:pPr>
+        <w:pStyle w:val="Code"/>
+      </w:pPr>
+      <w:r>
+        <w:t>{{ end -}}</w:t>
+      </w:r>
+    </w:p>
+    <w:p>
+      <w:pPr>
+        <w:pStyle w:val="Code"/>
+      </w:pPr>
+      <w:r>
+        <w:t>&lt;/main&gt;</w:t>
+      </w:r>
+    </w:p>
+    <w:p>
+      <w:r>
+        <w:t>That likely isn’t good indenting hygiene, but it works. Now every page has a “main-content” that we can skip to using the “Skip to main content” button that only appears when you go though the tab order.</w:t>
+      </w:r>
+    </w:p>
+    <w:p>
+      <w:pPr>
+        <w:pStyle w:val="Heading3"/>
+      </w:pPr>
+      <w:r>
+        <w:t>Other elements</w:t>
+      </w:r>
+    </w:p>
+    <w:p>
+      <w:pPr>
+        <w:pStyle w:val="Heading4"/>
+      </w:pPr>
+      <w:r>
+        <w:t>Responsiveness</w:t>
+      </w:r>
+    </w:p>
+    <w:p>
+      <w:r>
+        <w:t xml:space="preserve">I can only take credit for selecting Zen as my theme. Zen features a responsive design that scales well for mobile devices. I tested my website using my iPhone 16e. On my </w:t>
+      </w:r>
+      <w:r>
+        <w:lastRenderedPageBreak/>
+        <w:t>phone, the website uses a hamburger menu rather than the row of headers on desktop. I was satisfied that it was still usable and easy to navigate.</w:t>
+      </w:r>
+    </w:p>
+    <w:p>
+      <w:pPr>
+        <w:pStyle w:val="Heading4"/>
+      </w:pPr>
+      <w:r>
+        <w:t>Colour palette</w:t>
+      </w:r>
+    </w:p>
+    <w:p>
+      <w:r>
+        <w:t xml:space="preserve">I outline </w:t>
+      </w:r>
+      <w:hyperlink r:id="rId18" w:history="1">
+        <w:r>
+          <w:rPr>
+            <w:rStyle w:val="Hyperlink"/>
+          </w:rPr>
+          <w:t>how I chose my colour palette in a separate post</w:t>
+        </w:r>
+      </w:hyperlink>
+      <w:r>
+        <w:t>. When choosing the colours, I made sure that they were all WCAG AAA compliant when acting as a background black or white.</w:t>
+      </w:r>
+    </w:p>
+    <w:p>
+      <w:pPr>
+        <w:pStyle w:val="Heading4"/>
+      </w:pPr>
+      <w:r>
+        <w:t>Font</w:t>
+      </w:r>
+    </w:p>
+    <w:p>
+      <w:r>
+        <w:t>I chose Franklin Gothic as the typeface of choice. It san-serif and seemed easy to read. It is also a widely available font, meaning most devices (and their browsers) would be able to load it. Nevertheless, in the website’s CSS, there are contingency fonts.</w:t>
+      </w:r>
+    </w:p>
+    <w:p>
+      <w:pPr>
+        <w:pStyle w:val="Code"/>
+      </w:pPr>
+      <w:r>
+        <w:t>--ff-body: "Franklin Gothic Book", "ITC Franklin Gothic", Arial, system-ui, sans-serif;</w:t>
+      </w:r>
+    </w:p>
+    <w:p>
+      <w:pPr>
+        <w:pStyle w:val="Code"/>
+      </w:pPr>
+      <w:r>
+        <w:t>--ff-headings: "Franklin Gothic Demi", "Franklin Gothic Medium", Arial, system-ui, sans-serif;</w:t>
+      </w:r>
+    </w:p>
+    <w:p/>
+    <w:p>
+      <w:pPr>
+        <w:pStyle w:val="Heading2"/>
+      </w:pPr>
+      <w:r>
+        <w:t>2. YouTube</w:t>
+      </w:r>
+    </w:p>
+    <w:p>
+      <w:r>
+        <w:t xml:space="preserve">The YouTube video, </w:t>
+      </w:r>
+      <w:hyperlink r:id="rId19" w:history="1">
+        <w:r>
+          <w:rPr>
+            <w:rStyle w:val="Hyperlink"/>
+            <w:i/>
+            <w:iCs/>
+          </w:rPr>
+          <w:t>Can a Medieval Fayre be accessible?</w:t>
+        </w:r>
+      </w:hyperlink>
+      <w:r>
+        <w:t>, was made from scratch, combining my skills as a video editor and as someone interested in accessibility.</w:t>
+      </w:r>
+    </w:p>
+    <w:p>
+      <w:r>
+        <w:t xml:space="preserve">While it is possible to set an audio description track as an alternative track on a YouTube video, I did not have access to this feature. According to the </w:t>
+      </w:r>
+      <w:hyperlink r:id="rId20" w:history="1">
+        <w:r>
+          <w:rPr>
+            <w:rStyle w:val="Hyperlink"/>
+          </w:rPr>
+          <w:t>YouTube Help page about multi-langauge features</w:t>
+        </w:r>
+      </w:hyperlink>
+      <w:r>
         <w:t>, multi-language audio was only available to a “subset of creators with access to Advanced features as we are expanding access gradually.”</w:t>
       </w:r>
     </w:p>
@@ -616,7 +635,7 @@
       <w:r>
         <w:t xml:space="preserve">Therefore, I went with the weaker approach of uploading a </w:t>
       </w:r>
-      <w:hyperlink r:id="rId14" w:history="1">
+      <w:hyperlink r:id="rId21" w:history="1">
         <w:r>
           <w:rPr>
             <w:rStyle w:val="Hyperlink"/>
@@ -683,6 +702,7 @@
         </w:numPr>
       </w:pPr>
       <w:r>
+        <w:lastRenderedPageBreak/>
         <w:t xml:space="preserve">Ensuring text on screen has sufficient contrast against background elements. </w:t>
       </w:r>
     </w:p>
@@ -714,15 +734,13 @@
       <w:r>
         <w:t xml:space="preserve">As a small note, I mainly stuck to </w:t>
       </w:r>
-      <w:hyperlink r:id="rId15" w:history="1">
-        <w:proofErr w:type="spellStart"/>
+      <w:hyperlink r:id="rId22" w:history="1">
         <w:r>
           <w:rPr>
             <w:rStyle w:val="Hyperlink"/>
           </w:rPr>
           <w:t>Pexels</w:t>
         </w:r>
-        <w:proofErr w:type="spellEnd"/>
       </w:hyperlink>
       <w:r>
         <w:t xml:space="preserve"> stock images and videos. I made sure to feature a diverse cast, including showing people who do not have any visible disability.</w:t>
@@ -749,7 +767,6 @@
         <w:t>The Word docs are very simple in format. I was careful to make use of correct semantic structure, mainly that there is only one H1-level heading, which is the title of the document. I also set the title of the document in the metadata.</w:t>
       </w:r>
     </w:p>
-    <w:p/>
     <w:p>
       <w:r>
         <w:t>When you set up a Word doc well, you can easily make an accessible PDF. This was the case. I did not perform any major remediation of the PDFs aside from turning some blank space into artefacts. I used Adobe Acrobat to check the accessibility of the PDFs. I manually checked the reading order.</w:t>
@@ -761,24 +778,22 @@
       </w:r>
     </w:p>
     <w:p>
+      <w:r>
+        <w:br w:type="page"/>
+      </w:r>
+    </w:p>
+    <w:p>
       <w:pPr>
         <w:pStyle w:val="Heading2"/>
       </w:pPr>
       <w:r>
+        <w:lastRenderedPageBreak/>
         <w:t>Reflections</w:t>
       </w:r>
     </w:p>
     <w:p>
       <w:r>
-        <w:t xml:space="preserve">Having created a website with accessibility in mind, I will honestly say that accessibility is not that hard when you </w:t>
-      </w:r>
-      <w:proofErr w:type="gramStart"/>
-      <w:r>
-        <w:t>plan ahead</w:t>
-      </w:r>
-      <w:proofErr w:type="gramEnd"/>
-      <w:r>
-        <w:t>. I chose an accessible Hugo theme that was 95% of the way there. When I made sure the Word docs were accessible, the PDFs had the right reading order and was tagged.</w:t>
+        <w:t>Having created a website with accessibility in mind, I will honestly say that accessibility is not that hard when you plan ahead. I chose an accessible Hugo theme that was 95% of the way there. When I made sure the Word docs were accessible, the PDFs had the right reading order and was tagged.</w:t>
       </w:r>
     </w:p>
     <w:p>
@@ -802,10 +817,10 @@
       </w:r>
     </w:p>
     <w:sectPr>
-      <w:headerReference w:type="default" r:id="rId16"/>
-      <w:footerReference w:type="default" r:id="rId17"/>
-      <w:headerReference w:type="first" r:id="rId18"/>
-      <w:footerReference w:type="first" r:id="rId19"/>
+      <w:headerReference w:type="default" r:id="rId23"/>
+      <w:footerReference w:type="default" r:id="rId24"/>
+      <w:headerReference w:type="first" r:id="rId25"/>
+      <w:footerReference w:type="first" r:id="rId26"/>
       <w:pgSz w:w="11906" w:h="16838"/>
       <w:pgMar w:top="1440" w:right="1440" w:bottom="1440" w:left="1440" w:header="708" w:footer="708" w:gutter="0"/>
       <w:cols w:space="708"/>
@@ -1314,6 +1329,119 @@
     </w:lvl>
   </w:abstractNum>
   <w:abstractNum w:abstractNumId="2" w15:restartNumberingAfterBreak="0">
+    <w:nsid w:val="6B585782"/>
+    <w:multiLevelType w:val="hybridMultilevel"/>
+    <w:tmpl w:val="BCEE6548"/>
+    <w:lvl w:ilvl="0" w:tplc="0C090001">
+      <w:start w:val="1"/>
+      <w:numFmt w:val="bullet"/>
+      <w:lvlText w:val=""/>
+      <w:lvlJc w:val="left"/>
+      <w:pPr>
+        <w:ind w:left="720" w:hanging="360"/>
+      </w:pPr>
+      <w:rPr>
+        <w:rFonts w:ascii="Symbol" w:hAnsi="Symbol" w:hint="default"/>
+      </w:rPr>
+    </w:lvl>
+    <w:lvl w:ilvl="1" w:tplc="0C090003" w:tentative="1">
+      <w:start w:val="1"/>
+      <w:numFmt w:val="bullet"/>
+      <w:lvlText w:val="o"/>
+      <w:lvlJc w:val="left"/>
+      <w:pPr>
+        <w:ind w:left="1440" w:hanging="360"/>
+      </w:pPr>
+      <w:rPr>
+        <w:rFonts w:ascii="Courier New" w:hAnsi="Courier New" w:cs="Courier New" w:hint="default"/>
+      </w:rPr>
+    </w:lvl>
+    <w:lvl w:ilvl="2" w:tplc="0C090005" w:tentative="1">
+      <w:start w:val="1"/>
+      <w:numFmt w:val="bullet"/>
+      <w:lvlText w:val=""/>
+      <w:lvlJc w:val="left"/>
+      <w:pPr>
+        <w:ind w:left="2160" w:hanging="360"/>
+      </w:pPr>
+      <w:rPr>
+        <w:rFonts w:ascii="Wingdings" w:hAnsi="Wingdings" w:hint="default"/>
+      </w:rPr>
+    </w:lvl>
+    <w:lvl w:ilvl="3" w:tplc="0C090001" w:tentative="1">
+      <w:start w:val="1"/>
+      <w:numFmt w:val="bullet"/>
+      <w:lvlText w:val=""/>
+      <w:lvlJc w:val="left"/>
+      <w:pPr>
+        <w:ind w:left="2880" w:hanging="360"/>
+      </w:pPr>
+      <w:rPr>
+        <w:rFonts w:ascii="Symbol" w:hAnsi="Symbol" w:hint="default"/>
+      </w:rPr>
+    </w:lvl>
+    <w:lvl w:ilvl="4" w:tplc="0C090003" w:tentative="1">
+      <w:start w:val="1"/>
+      <w:numFmt w:val="bullet"/>
+      <w:lvlText w:val="o"/>
+      <w:lvlJc w:val="left"/>
+      <w:pPr>
+        <w:ind w:left="3600" w:hanging="360"/>
+      </w:pPr>
+      <w:rPr>
+        <w:rFonts w:ascii="Courier New" w:hAnsi="Courier New" w:cs="Courier New" w:hint="default"/>
+      </w:rPr>
+    </w:lvl>
+    <w:lvl w:ilvl="5" w:tplc="0C090005" w:tentative="1">
+      <w:start w:val="1"/>
+      <w:numFmt w:val="bullet"/>
+      <w:lvlText w:val=""/>
+      <w:lvlJc w:val="left"/>
+      <w:pPr>
+        <w:ind w:left="4320" w:hanging="360"/>
+      </w:pPr>
+      <w:rPr>
+        <w:rFonts w:ascii="Wingdings" w:hAnsi="Wingdings" w:hint="default"/>
+      </w:rPr>
+    </w:lvl>
+    <w:lvl w:ilvl="6" w:tplc="0C090001" w:tentative="1">
+      <w:start w:val="1"/>
+      <w:numFmt w:val="bullet"/>
+      <w:lvlText w:val=""/>
+      <w:lvlJc w:val="left"/>
+      <w:pPr>
+        <w:ind w:left="5040" w:hanging="360"/>
+      </w:pPr>
+      <w:rPr>
+        <w:rFonts w:ascii="Symbol" w:hAnsi="Symbol" w:hint="default"/>
+      </w:rPr>
+    </w:lvl>
+    <w:lvl w:ilvl="7" w:tplc="0C090003" w:tentative="1">
+      <w:start w:val="1"/>
+      <w:numFmt w:val="bullet"/>
+      <w:lvlText w:val="o"/>
+      <w:lvlJc w:val="left"/>
+      <w:pPr>
+        <w:ind w:left="5760" w:hanging="360"/>
+      </w:pPr>
+      <w:rPr>
+        <w:rFonts w:ascii="Courier New" w:hAnsi="Courier New" w:cs="Courier New" w:hint="default"/>
+      </w:rPr>
+    </w:lvl>
+    <w:lvl w:ilvl="8" w:tplc="0C090005" w:tentative="1">
+      <w:start w:val="1"/>
+      <w:numFmt w:val="bullet"/>
+      <w:lvlText w:val=""/>
+      <w:lvlJc w:val="left"/>
+      <w:pPr>
+        <w:ind w:left="6480" w:hanging="360"/>
+      </w:pPr>
+      <w:rPr>
+        <w:rFonts w:ascii="Wingdings" w:hAnsi="Wingdings" w:hint="default"/>
+      </w:rPr>
+    </w:lvl>
+  </w:abstractNum>
+  <w:abstractNum w:abstractNumId="3" w15:restartNumberingAfterBreak="0">
     <w:nsid w:val="717861D0"/>
     <w:multiLevelType w:val="hybridMultilevel"/>
     <w:tmpl w:val="C51A19E2"/>
@@ -1433,6 +1561,9 @@
     <w:abstractNumId w:val="1"/>
   </w:num>
   <w:num w:numId="3" w16cid:durableId="842204038">
+    <w:abstractNumId w:val="3"/>
+  </w:num>
+  <w:num w:numId="4" w16cid:durableId="1117723261">
     <w:abstractNumId w:val="2"/>
   </w:num>
 </w:numbering>
@@ -1890,7 +2021,7 @@
     <w:uiPriority w:val="9"/>
     <w:unhideWhenUsed/>
     <w:qFormat/>
-    <w:rsid w:val="00E25AB0"/>
+    <w:rsid w:val="00195D2E"/>
     <w:pPr>
       <w:keepNext/>
       <w:keepLines/>
@@ -1899,6 +2030,8 @@
     </w:pPr>
     <w:rPr>
       <w:rFonts w:eastAsiaTheme="majorEastAsia" w:cstheme="majorBidi"/>
+      <w:b/>
+      <w:bCs/>
       <w:color w:val="0B283E" w:themeColor="accent1" w:themeShade="BF"/>
       <w:sz w:val="28"/>
       <w:szCs w:val="28"/>
@@ -2093,9 +2226,11 @@
     <w:basedOn w:val="DefaultParagraphFont"/>
     <w:link w:val="Heading3"/>
     <w:uiPriority w:val="9"/>
-    <w:rsid w:val="00E25AB0"/>
+    <w:rsid w:val="00195D2E"/>
     <w:rPr>
       <w:rFonts w:eastAsiaTheme="majorEastAsia" w:cstheme="majorBidi"/>
+      <w:b/>
+      <w:bCs/>
       <w:color w:val="0B283E" w:themeColor="accent1" w:themeShade="BF"/>
       <w:sz w:val="28"/>
       <w:szCs w:val="28"/>
@@ -2588,9 +2723,11 @@
   <w:rsids>
     <w:rsidRoot w:val="00707008"/>
     <w:rsid w:val="00216CDF"/>
+    <w:rsid w:val="00581A1B"/>
     <w:rsid w:val="00670FED"/>
     <w:rsid w:val="006B262A"/>
     <w:rsid w:val="00707008"/>
+    <w:rsid w:val="0082493C"/>
     <w:rsid w:val="00924DE1"/>
     <w:rsid w:val="00951CFF"/>
     <w:rsid w:val="009B27DF"/>

--- a/static/downloads/posts/Documentation - How did you make this accessible.docx
+++ b/static/downloads/posts/Documentation - How did you make this accessible.docx
@@ -67,7 +67,30 @@
     </w:p>
     <w:p>
       <w:r>
-        <w:t xml:space="preserve">This is an exploration by one person about whether certain things can be accessible. I fundamentally believe that when you plan properly, you plan for accessibility. In the </w:t>
+        <w:t xml:space="preserve">This is </w:t>
+      </w:r>
+      <w:r>
+        <w:t>solo</w:t>
+      </w:r>
+      <w:r>
+        <w:t xml:space="preserve"> exploration </w:t>
+      </w:r>
+      <w:r>
+        <w:t>of</w:t>
+      </w:r>
+      <w:r>
+        <w:t xml:space="preserve"> whether certain things can be </w:t>
+      </w:r>
+      <w:r>
+        <w:t xml:space="preserve">made </w:t>
+      </w:r>
+      <w:r>
+        <w:t xml:space="preserve">accessible. I fundamentally believe that when you plan properly, you plan for accessibility. </w:t>
+      </w:r>
+    </w:p>
+    <w:p>
+      <w:r>
+        <w:t xml:space="preserve">In </w:t>
       </w:r>
       <w:hyperlink r:id="rId8" w:history="1">
         <w:r>
@@ -80,7 +103,19 @@
         </w:r>
       </w:hyperlink>
       <w:r>
-        <w:t xml:space="preserve"> video, I explore whether a rustic, loud, and crowded event can be accessible while being immersive. In </w:t>
+        <w:t xml:space="preserve">, I explore whether a rustic, loud, and crowded event </w:t>
+      </w:r>
+      <w:r>
+        <w:t>can be</w:t>
+      </w:r>
+      <w:r>
+        <w:t xml:space="preserve"> immersive</w:t>
+      </w:r>
+      <w:r>
+        <w:t xml:space="preserve"> while being accessible</w:t>
+      </w:r>
+      <w:r>
+        <w:t xml:space="preserve">. In </w:t>
       </w:r>
       <w:hyperlink r:id="rId9" w:history="1">
         <w:r>
@@ -93,7 +128,19 @@
         </w:r>
       </w:hyperlink>
       <w:r>
-        <w:t xml:space="preserve"> I explore an underlying tension in justifications for accessibility. While a less practical than the video, this blog post is based on a real conversation I had at work about how we sell accessibility to a wider audience.</w:t>
+        <w:t xml:space="preserve"> I explore an underlying tension in justifications for accessibility. </w:t>
+      </w:r>
+      <w:r>
+        <w:t>T</w:t>
+      </w:r>
+      <w:r>
+        <w:t xml:space="preserve">his blog post is based on a real conversation I had at work about how we </w:t>
+      </w:r>
+      <w:r>
+        <w:t>frame</w:t>
+      </w:r>
+      <w:r>
+        <w:t xml:space="preserve"> accessibility to a wider audience.</w:t>
       </w:r>
     </w:p>
     <w:p>
@@ -200,15 +247,7 @@
             <w:i/>
             <w:iCs/>
           </w:rPr>
-          <w:t>Should accessibility ever be de-linked from disability?</w:t>
-        </w:r>
-        <w:r>
-          <w:rPr>
-            <w:rStyle w:val="Hyperlink"/>
-            <w:i/>
-            <w:iCs/>
-          </w:rPr>
-          <w:t xml:space="preserve"> </w:t>
+          <w:t xml:space="preserve">Should accessibility ever be de-linked from disability? </w:t>
         </w:r>
         <w:r>
           <w:rPr>
@@ -236,52 +275,13 @@
       </w:r>
     </w:p>
     <w:p>
-      <w:pPr>
-        <w:pStyle w:val="Heading2"/>
-        <w:rPr>
-          <w:rFonts w:asciiTheme="minorHAnsi" w:eastAsiaTheme="minorHAnsi" w:hAnsiTheme="minorHAnsi" w:cstheme="minorBidi"/>
-          <w:color w:val="auto"/>
-          <w:sz w:val="24"/>
-          <w:szCs w:val="24"/>
-        </w:rPr>
-      </w:pPr>
-      <w:r>
-        <w:rPr>
-          <w:rFonts w:asciiTheme="minorHAnsi" w:eastAsiaTheme="minorHAnsi" w:hAnsiTheme="minorHAnsi" w:cstheme="minorBidi"/>
-          <w:color w:val="auto"/>
-          <w:sz w:val="24"/>
-          <w:szCs w:val="24"/>
-        </w:rPr>
-        <w:t xml:space="preserve">A good accessibility advocate should follow what they preach. </w:t>
-      </w:r>
-    </w:p>
-    <w:p>
-      <w:pPr>
-        <w:pStyle w:val="Heading2"/>
-        <w:rPr>
-          <w:rFonts w:asciiTheme="minorHAnsi" w:eastAsiaTheme="minorHAnsi" w:hAnsiTheme="minorHAnsi" w:cstheme="minorBidi"/>
-          <w:color w:val="auto"/>
-          <w:sz w:val="24"/>
-          <w:szCs w:val="24"/>
-        </w:rPr>
-      </w:pPr>
-      <w:r>
-        <w:rPr>
-          <w:rFonts w:asciiTheme="minorHAnsi" w:eastAsiaTheme="minorHAnsi" w:hAnsiTheme="minorHAnsi" w:cstheme="minorBidi"/>
-          <w:color w:val="auto"/>
-          <w:sz w:val="24"/>
-          <w:szCs w:val="24"/>
-        </w:rPr>
-        <w:t>While I'm no preacher, I've certainly done some things above choosing the right template to make this website and its documents accessible to all</w:t>
-      </w:r>
-      <w:r>
-        <w:rPr>
-          <w:rFonts w:asciiTheme="minorHAnsi" w:eastAsiaTheme="minorHAnsi" w:hAnsiTheme="minorHAnsi" w:cstheme="minorBidi"/>
-          <w:color w:val="auto"/>
-          <w:sz w:val="24"/>
-          <w:szCs w:val="24"/>
-        </w:rPr>
-        <w:t>.</w:t>
+      <w:r>
+        <w:t>A good accessibility advocate should follow what they preach.</w:t>
+      </w:r>
+    </w:p>
+    <w:p>
+      <w:r>
+        <w:t>While I’m no preacher, I’ve gone beyond simply choosing a template—I’ve actively built accessibility into the structure of this website and its supporting materials.</w:t>
       </w:r>
     </w:p>
     <w:p>
@@ -313,7 +313,20 @@
         </w:r>
       </w:hyperlink>
       <w:r>
-        <w:t>, an open-source static website generator, to create this website. It’s command line–based software. I chose it because earlier in 2026, I took the time to learn how to use Hugo so that I could create websites unfettered by subscription fees. Static websites have identical content for every user, which was not an issue for being the website for Can That Be Accessible?</w:t>
+        <w:t xml:space="preserve">, an open-source static website generator, to create this website. It’s command line–based software. I chose it because earlier in 2026, I </w:t>
+      </w:r>
+      <w:r>
+        <w:t>learnt</w:t>
+      </w:r>
+      <w:r>
+        <w:t xml:space="preserve"> how to use Hugo so that I could create websites unfettered by subscription fees. Static websites have identical content for every user, which was not an issue for being the website for </w:t>
+      </w:r>
+      <w:r>
+        <w:rPr>
+          <w:i/>
+          <w:iCs/>
+        </w:rPr>
+        <w:t>Can That Be Accessible?</w:t>
       </w:r>
     </w:p>
     <w:p>
@@ -338,7 +351,25 @@
         </w:r>
       </w:hyperlink>
       <w:r>
-        <w:t>, which is licensed under the GPL-2.0 licence. I’ll quote frjo because they said it best:</w:t>
+        <w:t xml:space="preserve"> (</w:t>
+      </w:r>
+      <w:r>
+        <w:t>GPL-2.0</w:t>
+      </w:r>
+      <w:r>
+        <w:t>)</w:t>
+      </w:r>
+      <w:r>
+        <w:t>, which prioritises accessibility. As</w:t>
+      </w:r>
+      <w:r>
+        <w:t xml:space="preserve"> frjo </w:t>
+      </w:r>
+      <w:r>
+        <w:t>notes</w:t>
+      </w:r>
+      <w:r>
+        <w:t>:</w:t>
       </w:r>
     </w:p>
     <w:p>
@@ -507,7 +538,13 @@
     </w:p>
     <w:p>
       <w:r>
-        <w:t>That likely isn’t good indenting hygiene, but it works. Now every page has a “main-content” that we can skip to using the “Skip to main content” button that only appears when you go though the tab order.</w:t>
+        <w:t xml:space="preserve">That likely isn’t good indenting hygiene, but it works. Now every page has a “main-content” that we can skip to using the “Skip to main content” button that only appears when you go </w:t>
+      </w:r>
+      <w:r>
+        <w:t>through</w:t>
+      </w:r>
+      <w:r>
+        <w:t xml:space="preserve"> the tab order.</w:t>
       </w:r>
     </w:p>
     <w:p>
@@ -515,80 +552,33 @@
         <w:pStyle w:val="Heading3"/>
       </w:pPr>
       <w:r>
-        <w:t>Other elements</w:t>
-      </w:r>
-    </w:p>
-    <w:p>
-      <w:pPr>
-        <w:pStyle w:val="Heading4"/>
-      </w:pPr>
-      <w:r>
-        <w:t>Responsiveness</w:t>
-      </w:r>
-    </w:p>
-    <w:p>
-      <w:r>
-        <w:t xml:space="preserve">I can only take credit for selecting Zen as my theme. Zen features a responsive design that scales well for mobile devices. I tested my website using my iPhone 16e. On my </w:t>
-      </w:r>
-      <w:r>
-        <w:lastRenderedPageBreak/>
-        <w:t>phone, the website uses a hamburger menu rather than the row of headers on desktop. I was satisfied that it was still usable and easy to navigate.</w:t>
-      </w:r>
-    </w:p>
-    <w:p>
-      <w:pPr>
-        <w:pStyle w:val="Heading4"/>
-      </w:pPr>
-      <w:r>
-        <w:t>Colour palette</w:t>
-      </w:r>
-    </w:p>
-    <w:p>
-      <w:r>
-        <w:t xml:space="preserve">I outline </w:t>
+        <w:t>Assessment</w:t>
+      </w:r>
+    </w:p>
+    <w:p>
+      <w:r>
+        <w:t xml:space="preserve">When testing the </w:t>
       </w:r>
       <w:hyperlink r:id="rId18" w:history="1">
         <w:r>
           <w:rPr>
             <w:rStyle w:val="Hyperlink"/>
+            <w:i/>
+            <w:iCs/>
           </w:rPr>
-          <w:t>how I chose my colour palette in a separate post</w:t>
+          <w:t>Should accessibility ever be de-linked from disability?</w:t>
         </w:r>
       </w:hyperlink>
       <w:r>
-        <w:t>. When choosing the colours, I made sure that they were all WCAG AAA compliant when acting as a background black or white.</w:t>
-      </w:r>
-    </w:p>
-    <w:p>
-      <w:pPr>
-        <w:pStyle w:val="Heading4"/>
-      </w:pPr>
-      <w:r>
-        <w:t>Font</w:t>
-      </w:r>
-    </w:p>
-    <w:p>
-      <w:r>
-        <w:t>I chose Franklin Gothic as the typeface of choice. It san-serif and seemed easy to read. It is also a widely available font, meaning most devices (and their browsers) would be able to load it. Nevertheless, in the website’s CSS, there are contingency fonts.</w:t>
-      </w:r>
-    </w:p>
-    <w:p>
-      <w:pPr>
-        <w:pStyle w:val="Code"/>
-      </w:pPr>
-      <w:r>
-        <w:t>--ff-body: "Franklin Gothic Book", "ITC Franklin Gothic", Arial, system-ui, sans-serif;</w:t>
-      </w:r>
-    </w:p>
-    <w:p>
-      <w:pPr>
-        <w:pStyle w:val="Code"/>
-      </w:pPr>
-      <w:r>
-        <w:t>--ff-headings: "Franklin Gothic Demi", "Franklin Gothic Medium", Arial, system-ui, sans-serif;</w:t>
-      </w:r>
-    </w:p>
-    <w:p/>
+        <w:t xml:space="preserve"> page using WebAIM WAVE, I received an AIM Score of 9.9 out of 10 with zero errors and four alerts. I am very satisfied that the skip link was identified as a feature.</w:t>
+      </w:r>
+    </w:p>
+    <w:p>
+      <w:r>
+        <w:lastRenderedPageBreak/>
+        <w:t>I lost 0.1 score because of two redundant links, a link to a Word document, and a link to a PDF document. For the first one, I chose to have the logo and website title link to the home page. I preferred keeping them as separate elements since the title should remain text. I understand why I am deducted for linking to a Word and PDF document when I made both accessible: WAVE cannot check the documents’ accessibility. Ironically, I offered different formats to improve accessibility and increase choice.</w:t>
+      </w:r>
+    </w:p>
     <w:p>
       <w:pPr>
         <w:pStyle w:val="Heading2"/>
@@ -702,7 +692,6 @@
         </w:numPr>
       </w:pPr>
       <w:r>
-        <w:lastRenderedPageBreak/>
         <w:t xml:space="preserve">Ensuring text on screen has sufficient contrast against background elements. </w:t>
       </w:r>
     </w:p>
@@ -751,6 +740,7 @@
         <w:pStyle w:val="Heading2"/>
       </w:pPr>
       <w:r>
+        <w:lastRenderedPageBreak/>
         <w:t xml:space="preserve">3. </w:t>
       </w:r>
       <w:r>
@@ -758,6 +748,14 @@
       </w:r>
     </w:p>
     <w:p>
+      <w:pPr>
+        <w:pStyle w:val="Heading3"/>
+      </w:pPr>
+      <w:r>
+        <w:t>Approach</w:t>
+      </w:r>
+    </w:p>
+    <w:p>
       <w:r>
         <w:t>I took the approach of having website documents (mainly PDF and DOCX files) be alternative versions of content. This was because I made sure the HTML webpages were generally accessible. However, this did not mean I neglected the downloadable files.</w:t>
       </w:r>
@@ -777,6 +775,49 @@
         <w:t>As you will find in the DOCX and PDF versions of my blog post about de-linking disability from accessibility, I made sure the caption text was at least 12 pt. By default, Word has the caption style as 9 pt, which can be more difficult to read.</w:t>
       </w:r>
     </w:p>
+    <w:p>
+      <w:pPr>
+        <w:pStyle w:val="Heading2"/>
+      </w:pPr>
+      <w:r>
+        <w:t>Assessment</w:t>
+      </w:r>
+    </w:p>
+    <w:p>
+      <w:r>
+        <w:t xml:space="preserve">I tested the </w:t>
+      </w:r>
+      <w:hyperlink r:id="rId23" w:history="1">
+        <w:r>
+          <w:rPr>
+            <w:rStyle w:val="Hyperlink"/>
+            <w:i/>
+            <w:iCs/>
+          </w:rPr>
+          <w:t xml:space="preserve">Should accessibility ever be de-linked from disability? </w:t>
+        </w:r>
+        <w:r>
+          <w:rPr>
+            <w:rStyle w:val="Hyperlink"/>
+          </w:rPr>
+          <w:t>PDF version</w:t>
+        </w:r>
+      </w:hyperlink>
+      <w:r>
+        <w:t xml:space="preserve"> using Adobe Acrobat. Because I made sure that the document was properly formatted in Word (i.e. using the heading styles, adding alt text to the image, and making use of the header and footer), there was no detected errors in the Acrobat accessibility checker aside from the standard two: logical reading order and colour contrast.</w:t>
+      </w:r>
+    </w:p>
+    <w:p>
+      <w:r>
+        <w:t xml:space="preserve">I navigated the document using only the tab key and was satisfied it was logical. Having tested my colour palette using the WebAIM colour checker, I was also satisfied it passed the colour contrast test. </w:t>
+      </w:r>
+    </w:p>
+    <w:p>
+      <w:r>
+        <w:t>Therefore, I concluded that the PDF met accessibility standards.</w:t>
+      </w:r>
+    </w:p>
+    <w:p/>
     <w:p>
       <w:r>
         <w:br w:type="page"/>
@@ -817,10 +858,10 @@
       </w:r>
     </w:p>
     <w:sectPr>
-      <w:headerReference w:type="default" r:id="rId23"/>
-      <w:footerReference w:type="default" r:id="rId24"/>
-      <w:headerReference w:type="first" r:id="rId25"/>
-      <w:footerReference w:type="first" r:id="rId26"/>
+      <w:headerReference w:type="default" r:id="rId24"/>
+      <w:footerReference w:type="default" r:id="rId25"/>
+      <w:headerReference w:type="first" r:id="rId26"/>
+      <w:footerReference w:type="first" r:id="rId27"/>
       <w:pgSz w:w="11906" w:h="16838"/>
       <w:pgMar w:top="1440" w:right="1440" w:bottom="1440" w:left="1440" w:header="708" w:footer="708" w:gutter="0"/>
       <w:cols w:space="708"/>
@@ -2732,6 +2773,8 @@
     <w:rsid w:val="00951CFF"/>
     <w:rsid w:val="009B27DF"/>
     <w:rsid w:val="00A536AF"/>
+    <w:rsid w:val="00A81E4E"/>
+    <w:rsid w:val="00CE7CB3"/>
     <w:rsid w:val="00E53DE6"/>
     <w:rsid w:val="00EC0250"/>
   </w:rsids>

--- a/static/downloads/posts/Documentation - How did you make this accessible.docx
+++ b/static/downloads/posts/Documentation - How did you make this accessible.docx
@@ -51,7 +51,7 @@
       <w:r>
         <w:t xml:space="preserve">My portfolio is the </w:t>
       </w:r>
-      <w:hyperlink r:id="rId7" w:history="1">
+      <w:hyperlink r:id="rId8" w:history="1">
         <w:r>
           <w:rPr>
             <w:rStyle w:val="Hyperlink"/>
@@ -92,7 +92,77 @@
       <w:r>
         <w:t xml:space="preserve">In </w:t>
       </w:r>
-      <w:hyperlink r:id="rId8" w:history="1">
+      <w:r>
+        <w:rPr>
+          <w:i/>
+          <w:iCs/>
+        </w:rPr>
+        <w:t xml:space="preserve">Can a Medieval Fayre be </w:t>
+      </w:r>
+      <w:proofErr w:type="gramStart"/>
+      <w:r>
+        <w:rPr>
+          <w:i/>
+          <w:iCs/>
+        </w:rPr>
+        <w:t>accessible?</w:t>
+      </w:r>
+      <w:r>
+        <w:t>,</w:t>
+      </w:r>
+      <w:proofErr w:type="gramEnd"/>
+      <w:r>
+        <w:t xml:space="preserve"> I explore whether a rustic, loud, and crowded event </w:t>
+      </w:r>
+      <w:r>
+        <w:t>can be</w:t>
+      </w:r>
+      <w:r>
+        <w:t xml:space="preserve"> immersive</w:t>
+      </w:r>
+      <w:r>
+        <w:t xml:space="preserve"> while being accessible</w:t>
+      </w:r>
+      <w:r>
+        <w:t xml:space="preserve">. In </w:t>
+      </w:r>
+      <w:r>
+        <w:rPr>
+          <w:i/>
+          <w:iCs/>
+        </w:rPr>
+        <w:t>Should accessibility ever be de-linked from disability?</w:t>
+      </w:r>
+      <w:r>
+        <w:t xml:space="preserve"> I explore an underlying tension in justifications for accessibility. </w:t>
+      </w:r>
+      <w:r>
+        <w:t>T</w:t>
+      </w:r>
+      <w:r>
+        <w:t xml:space="preserve">his blog post is based on a real conversation I had at work about how we </w:t>
+      </w:r>
+      <w:r>
+        <w:t>frame</w:t>
+      </w:r>
+      <w:r>
+        <w:t xml:space="preserve"> accessibility to a wider audience.</w:t>
+      </w:r>
+    </w:p>
+    <w:p>
+      <w:r>
+        <w:t>My four documents are:</w:t>
+      </w:r>
+    </w:p>
+    <w:p>
+      <w:pPr>
+        <w:pStyle w:val="ListParagraph"/>
+        <w:numPr>
+          <w:ilvl w:val="0"/>
+          <w:numId w:val="4"/>
+        </w:numPr>
+      </w:pPr>
+      <w:hyperlink r:id="rId9" w:history="1">
         <w:r>
           <w:rPr>
             <w:rStyle w:val="Hyperlink"/>
@@ -103,49 +173,13 @@
         </w:r>
       </w:hyperlink>
       <w:r>
-        <w:t xml:space="preserve">, I explore whether a rustic, loud, and crowded event </w:t>
-      </w:r>
-      <w:r>
-        <w:t>can be</w:t>
-      </w:r>
-      <w:r>
-        <w:t xml:space="preserve"> immersive</w:t>
-      </w:r>
-      <w:r>
-        <w:t xml:space="preserve"> while being accessible</w:t>
-      </w:r>
-      <w:r>
-        <w:t xml:space="preserve">. In </w:t>
-      </w:r>
-      <w:hyperlink r:id="rId9" w:history="1">
-        <w:r>
-          <w:rPr>
-            <w:rStyle w:val="Hyperlink"/>
-            <w:i/>
-            <w:iCs/>
-          </w:rPr>
-          <w:t>Should accessibility ever be de-linked from disability?</w:t>
-        </w:r>
-      </w:hyperlink>
-      <w:r>
-        <w:t xml:space="preserve"> I explore an underlying tension in justifications for accessibility. </w:t>
-      </w:r>
-      <w:r>
-        <w:t>T</w:t>
-      </w:r>
-      <w:r>
-        <w:t xml:space="preserve">his blog post is based on a real conversation I had at work about how we </w:t>
-      </w:r>
-      <w:r>
-        <w:t>frame</w:t>
-      </w:r>
-      <w:r>
-        <w:t xml:space="preserve"> accessibility to a wider audience.</w:t>
-      </w:r>
-    </w:p>
-    <w:p>
-      <w:r>
-        <w:t>My four documents are:</w:t>
+        <w:t xml:space="preserve"> (</w:t>
+      </w:r>
+      <w:r>
+        <w:t>Multimedia</w:t>
+      </w:r>
+      <w:r>
+        <w:t>)</w:t>
       </w:r>
     </w:p>
     <w:p>
@@ -157,34 +191,6 @@
         </w:numPr>
       </w:pPr>
       <w:hyperlink r:id="rId10" w:history="1">
-        <w:r>
-          <w:rPr>
-            <w:rStyle w:val="Hyperlink"/>
-            <w:i/>
-            <w:iCs/>
-          </w:rPr>
-          <w:t>Can a Medieval Fayre be accessible?</w:t>
-        </w:r>
-      </w:hyperlink>
-      <w:r>
-        <w:t xml:space="preserve"> (</w:t>
-      </w:r>
-      <w:r>
-        <w:t>Multimedia</w:t>
-      </w:r>
-      <w:r>
-        <w:t>)</w:t>
-      </w:r>
-    </w:p>
-    <w:p>
-      <w:pPr>
-        <w:pStyle w:val="ListParagraph"/>
-        <w:numPr>
-          <w:ilvl w:val="0"/>
-          <w:numId w:val="4"/>
-        </w:numPr>
-      </w:pPr>
-      <w:hyperlink r:id="rId11" w:history="1">
         <w:r>
           <w:rPr>
             <w:rStyle w:val="Hyperlink"/>
@@ -218,7 +224,7 @@
           <w:numId w:val="4"/>
         </w:numPr>
       </w:pPr>
-      <w:hyperlink r:id="rId12" w:history="1">
+      <w:hyperlink r:id="rId11" w:history="1">
         <w:r>
           <w:rPr>
             <w:rStyle w:val="Hyperlink"/>
@@ -240,7 +246,7 @@
           <w:numId w:val="4"/>
         </w:numPr>
       </w:pPr>
-      <w:hyperlink r:id="rId13" w:history="1">
+      <w:hyperlink r:id="rId12" w:history="1">
         <w:r>
           <w:rPr>
             <w:rStyle w:val="Hyperlink"/>
@@ -304,7 +310,7 @@
       <w:r>
         <w:t xml:space="preserve">I used </w:t>
       </w:r>
-      <w:hyperlink r:id="rId14" w:history="1">
+      <w:hyperlink r:id="rId13" w:history="1">
         <w:r>
           <w:rPr>
             <w:rStyle w:val="Hyperlink"/>
@@ -331,24 +337,29 @@
     </w:p>
     <w:p>
       <w:r>
-        <w:t xml:space="preserve">There is a wide assortment of themes made by the Hugo community. Themes help define the layout of the site and usually includes a lot of custom CSS. In other words, themes make sure you don’t have to code a website from scratch. If you know a bit of HTML and </w:t>
-      </w:r>
+        <w:t>Hugo offers a wide range of community themes that define layout and include CSS, reducing the need to build everything from scratch. With basic HTML and CSS, these themes can be customised further.</w:t>
+      </w:r>
+    </w:p>
+    <w:p>
       <w:r>
         <w:lastRenderedPageBreak/>
-        <w:t>CSS, you can customise themes to your liking, going beyond the parameters set by the theme creators.</w:t>
-      </w:r>
-    </w:p>
-    <w:p>
-      <w:r>
         <w:t xml:space="preserve">I went with </w:t>
       </w:r>
-      <w:hyperlink r:id="rId15" w:history="1">
+      <w:hyperlink r:id="rId14" w:history="1">
         <w:r>
           <w:rPr>
             <w:rStyle w:val="Hyperlink"/>
           </w:rPr>
-          <w:t>Zen by frjo</w:t>
+          <w:t xml:space="preserve">Zen by </w:t>
         </w:r>
+        <w:proofErr w:type="spellStart"/>
+        <w:r>
+          <w:rPr>
+            <w:rStyle w:val="Hyperlink"/>
+          </w:rPr>
+          <w:t>frjo</w:t>
+        </w:r>
+        <w:proofErr w:type="spellEnd"/>
       </w:hyperlink>
       <w:r>
         <w:t xml:space="preserve"> (</w:t>
@@ -363,7 +374,15 @@
         <w:t>, which prioritises accessibility. As</w:t>
       </w:r>
       <w:r>
-        <w:t xml:space="preserve"> frjo </w:t>
+        <w:t xml:space="preserve"> </w:t>
+      </w:r>
+      <w:proofErr w:type="spellStart"/>
+      <w:r>
+        <w:t>frjo</w:t>
+      </w:r>
+      <w:proofErr w:type="spellEnd"/>
+      <w:r>
+        <w:t xml:space="preserve"> </w:t>
       </w:r>
       <w:r>
         <w:t>notes</w:t>
@@ -382,9 +401,18 @@
     </w:p>
     <w:p>
       <w:r>
-        <w:t xml:space="preserve">While other Hugo themes might not think about accessibility, Zen was built with accessibility in mind. I found Zen thanks to </w:t>
-      </w:r>
-      <w:hyperlink r:id="rId16" w:history="1">
+        <w:t>Unlike other Hugo themes</w:t>
+      </w:r>
+      <w:r>
+        <w:t xml:space="preserve">, Zen was built with accessibility in mind. I found Zen </w:t>
+      </w:r>
+      <w:r>
+        <w:t>through</w:t>
+      </w:r>
+      <w:r>
+        <w:t xml:space="preserve"> </w:t>
+      </w:r>
+      <w:hyperlink r:id="rId15" w:history="1">
         <w:r>
           <w:rPr>
             <w:rStyle w:val="Hyperlink"/>
@@ -395,7 +423,7 @@
       <w:r>
         <w:t xml:space="preserve">. As suggested in that thread, I ran the Zen demo site through </w:t>
       </w:r>
-      <w:hyperlink r:id="rId17" w:history="1">
+      <w:hyperlink r:id="rId16" w:history="1">
         <w:r>
           <w:rPr>
             <w:rStyle w:val="Hyperlink"/>
@@ -404,12 +432,7 @@
         </w:r>
       </w:hyperlink>
       <w:r>
-        <w:t>. With an AIM Score of 10 out of 10—and no red flags on my manual inspection—Zen was the perfect theme for me to use.</w:t>
-      </w:r>
-    </w:p>
-    <w:p>
-      <w:r>
-        <w:t>However, I found that I could go further with accessibility.</w:t>
+        <w:t>. This returned a high score and no critical issues for manual review.</w:t>
       </w:r>
     </w:p>
     <w:p>
@@ -422,7 +445,22 @@
     </w:p>
     <w:p>
       <w:r>
-        <w:t>Zen does not have a “Skip to main content” link that would benefit keyboard and screen reader users. So, I made one myself. With the help of ChatGPT as my coding companion, I added a skip link in the base HTML file (baseof.html).</w:t>
+        <w:t xml:space="preserve">Despite its strengths, </w:t>
+      </w:r>
+      <w:r>
+        <w:t>Zen does not have a “Skip to main content” link</w:t>
+      </w:r>
+      <w:r>
+        <w:t xml:space="preserve">—one </w:t>
+      </w:r>
+      <w:r>
+        <w:t>that benefit</w:t>
+      </w:r>
+      <w:r>
+        <w:t>s</w:t>
+      </w:r>
+      <w:r>
+        <w:t xml:space="preserve"> keyboard and screen reader users. I added a skip link in the base HTML file (baseof.html).</w:t>
       </w:r>
     </w:p>
     <w:p>
@@ -430,7 +468,15 @@
         <w:pStyle w:val="Code"/>
       </w:pPr>
       <w:r>
-        <w:t>&lt;a class="skip-link" href="#main-content"&gt;</w:t>
+        <w:t xml:space="preserve">&lt;a class="skip-link" </w:t>
+      </w:r>
+      <w:proofErr w:type="spellStart"/>
+      <w:r>
+        <w:t>href</w:t>
+      </w:r>
+      <w:proofErr w:type="spellEnd"/>
+      <w:r>
+        <w:t>="#main-content"&gt;</w:t>
       </w:r>
     </w:p>
     <w:p>
@@ -451,7 +497,22 @@
     </w:p>
     <w:p>
       <w:r>
-        <w:t>This also required changing the body for all pages to have the tag “main-content”. I did this by modifying taxonomy.html to be:</w:t>
+        <w:t>I ensured all pages had the matching target</w:t>
+      </w:r>
+      <w:r>
+        <w:t xml:space="preserve"> this by </w:t>
+      </w:r>
+      <w:r>
+        <w:t>updating</w:t>
+      </w:r>
+      <w:r>
+        <w:t xml:space="preserve"> taxonomy.htm</w:t>
+      </w:r>
+      <w:r>
+        <w:t>l</w:t>
+      </w:r>
+      <w:r>
+        <w:t>:</w:t>
       </w:r>
     </w:p>
     <w:p>
@@ -459,7 +520,23 @@
         <w:pStyle w:val="Code"/>
       </w:pPr>
       <w:r>
-        <w:t>&lt;main id="main-content" class="main layout__main" tabindex="-1"&gt;</w:t>
+        <w:t xml:space="preserve">&lt;main id="main-content" class="main </w:t>
+      </w:r>
+      <w:proofErr w:type="spellStart"/>
+      <w:r>
+        <w:t>layout__main</w:t>
+      </w:r>
+      <w:proofErr w:type="spellEnd"/>
+      <w:r>
+        <w:t xml:space="preserve">" </w:t>
+      </w:r>
+      <w:proofErr w:type="spellStart"/>
+      <w:r>
+        <w:t>tabindex</w:t>
+      </w:r>
+      <w:proofErr w:type="spellEnd"/>
+      <w:r>
+        <w:t>="-1"&gt;</w:t>
       </w:r>
     </w:p>
     <w:p>
@@ -475,7 +552,23 @@
         <w:pStyle w:val="Code"/>
       </w:pPr>
       <w:r>
-        <w:t>&lt;h1 class="title"&gt;{{ .Title }}&lt;/h1&gt;</w:t>
+        <w:t>&lt;h1 class="title"</w:t>
+      </w:r>
+      <w:proofErr w:type="gramStart"/>
+      <w:r>
+        <w:t>&gt;{{ .Title</w:t>
+      </w:r>
+      <w:proofErr w:type="gramEnd"/>
+      <w:r>
+        <w:t xml:space="preserve"> </w:t>
+      </w:r>
+      <w:proofErr w:type="gramStart"/>
+      <w:r>
+        <w:t>}}&lt;</w:t>
+      </w:r>
+      <w:proofErr w:type="gramEnd"/>
+      <w:r>
+        <w:t>/h1&gt;</w:t>
       </w:r>
     </w:p>
     <w:p>
@@ -495,8 +588,13 @@
       <w:pPr>
         <w:pStyle w:val="Code"/>
       </w:pPr>
-      <w:r>
-        <w:t>{{ .Content }}</w:t>
+      <w:proofErr w:type="gramStart"/>
+      <w:r>
+        <w:t>{{ .Content }</w:t>
+      </w:r>
+      <w:proofErr w:type="gramEnd"/>
+      <w:r>
+        <w:t>}</w:t>
       </w:r>
     </w:p>
     <w:p>
@@ -508,24 +606,52 @@
       <w:pPr>
         <w:pStyle w:val="Code"/>
       </w:pPr>
-      <w:r>
-        <w:t>{{ range .Pages.ByTitle -}}</w:t>
+      <w:proofErr w:type="gramStart"/>
+      <w:r>
+        <w:t>{{ range .</w:t>
+      </w:r>
+      <w:proofErr w:type="spellStart"/>
+      <w:r>
+        <w:t>Pages.ByTitle</w:t>
+      </w:r>
+      <w:proofErr w:type="spellEnd"/>
+      <w:proofErr w:type="gramEnd"/>
+      <w:r>
+        <w:t xml:space="preserve"> -}}</w:t>
       </w:r>
     </w:p>
     <w:p>
       <w:pPr>
         <w:pStyle w:val="Code"/>
       </w:pPr>
-      <w:r>
-        <w:t>{{ .Render "taxonomy-summary" }}</w:t>
+      <w:proofErr w:type="gramStart"/>
+      <w:r>
+        <w:t>{{ .</w:t>
+      </w:r>
+      <w:proofErr w:type="gramEnd"/>
+      <w:r>
+        <w:t>Render "taxonomy-summary</w:t>
+      </w:r>
+      <w:proofErr w:type="gramStart"/>
+      <w:r>
+        <w:t>" }</w:t>
+      </w:r>
+      <w:proofErr w:type="gramEnd"/>
+      <w:r>
+        <w:t>}</w:t>
       </w:r>
     </w:p>
     <w:p>
       <w:pPr>
         <w:pStyle w:val="Code"/>
       </w:pPr>
-      <w:r>
-        <w:t>{{ end -}}</w:t>
+      <w:proofErr w:type="gramStart"/>
+      <w:r>
+        <w:t>{{ end</w:t>
+      </w:r>
+      <w:proofErr w:type="gramEnd"/>
+      <w:r>
+        <w:t xml:space="preserve"> -}}</w:t>
       </w:r>
     </w:p>
     <w:p>
@@ -538,13 +664,7 @@
     </w:p>
     <w:p>
       <w:r>
-        <w:t xml:space="preserve">That likely isn’t good indenting hygiene, but it works. Now every page has a “main-content” that we can skip to using the “Skip to main content” button that only appears when you go </w:t>
-      </w:r>
-      <w:r>
-        <w:t>through</w:t>
-      </w:r>
-      <w:r>
-        <w:t xml:space="preserve"> the tab order.</w:t>
+        <w:t>This created a consistent landmark for the skip link to land on. While the indentation may not be perfect, the “Skip to main content” link is functional.</w:t>
       </w:r>
     </w:p>
     <w:p>
@@ -557,9 +677,18 @@
     </w:p>
     <w:p>
       <w:r>
-        <w:t xml:space="preserve">When testing the </w:t>
-      </w:r>
-      <w:hyperlink r:id="rId18" w:history="1">
+        <w:t>I</w:t>
+      </w:r>
+      <w:r>
+        <w:t xml:space="preserve"> test</w:t>
+      </w:r>
+      <w:r>
+        <w:t>ed</w:t>
+      </w:r>
+      <w:r>
+        <w:t xml:space="preserve"> the </w:t>
+      </w:r>
+      <w:hyperlink r:id="rId17" w:history="1">
         <w:r>
           <w:rPr>
             <w:rStyle w:val="Hyperlink"/>
@@ -570,20 +699,69 @@
         </w:r>
       </w:hyperlink>
       <w:r>
-        <w:t xml:space="preserve"> page using WebAIM WAVE, I received an AIM Score of 9.9 out of 10 with zero errors and four alerts. I am very satisfied that the skip link was identified as a feature.</w:t>
-      </w:r>
-    </w:p>
-    <w:p>
+        <w:t xml:space="preserve"> page using </w:t>
+      </w:r>
+      <w:proofErr w:type="spellStart"/>
+      <w:r>
+        <w:t>WebAIM</w:t>
+      </w:r>
+      <w:proofErr w:type="spellEnd"/>
+      <w:r>
+        <w:t xml:space="preserve"> WAVE</w:t>
+      </w:r>
+      <w:r>
+        <w:t>, which returned</w:t>
+      </w:r>
+      <w:r>
+        <w:t xml:space="preserve"> an AIM Score of 9.9</w:t>
+      </w:r>
+      <w:r>
+        <w:t>/</w:t>
+      </w:r>
+      <w:r>
+        <w:t xml:space="preserve">10 with zero errors and four alerts. </w:t>
+      </w:r>
+    </w:p>
+    <w:p>
+      <w:r>
+        <w:t>The 0.1 reduction was due to:</w:t>
+      </w:r>
+    </w:p>
+    <w:p>
+      <w:pPr>
+        <w:pStyle w:val="ListParagraph"/>
+        <w:numPr>
+          <w:ilvl w:val="0"/>
+          <w:numId w:val="5"/>
+        </w:numPr>
+      </w:pPr>
+      <w:r>
+        <w:t>Two redundant links (the logo and website title linking to the home page)</w:t>
+      </w:r>
+    </w:p>
+    <w:p>
+      <w:pPr>
+        <w:pStyle w:val="ListParagraph"/>
+        <w:numPr>
+          <w:ilvl w:val="0"/>
+          <w:numId w:val="5"/>
+        </w:numPr>
+      </w:pPr>
+      <w:r>
+        <w:t>Links to DOCX and PDF alternatives which WAVE could not fully evaluate.</w:t>
+      </w:r>
+    </w:p>
+    <w:p>
+      <w:r>
+        <w:t>These were intentional trade-offs: I provided alternative formats to improve user choice, even if WAVE could not verify them.</w:t>
+      </w:r>
+    </w:p>
+    <w:p>
+      <w:pPr>
+        <w:pStyle w:val="Heading2"/>
+      </w:pPr>
       <w:r>
         <w:lastRenderedPageBreak/>
-        <w:t>I lost 0.1 score because of two redundant links, a link to a Word document, and a link to a PDF document. For the first one, I chose to have the logo and website title link to the home page. I preferred keeping them as separate elements since the title should remain text. I understand why I am deducted for linking to a Word and PDF document when I made both accessible: WAVE cannot check the documents’ accessibility. Ironically, I offered different formats to improve accessibility and increase choice.</w:t>
-      </w:r>
-    </w:p>
-    <w:p>
-      <w:pPr>
-        <w:pStyle w:val="Heading2"/>
-      </w:pPr>
-      <w:r>
         <w:t>2. YouTube</w:t>
       </w:r>
     </w:p>
@@ -591,7 +769,7 @@
       <w:r>
         <w:t xml:space="preserve">The YouTube video, </w:t>
       </w:r>
-      <w:hyperlink r:id="rId19" w:history="1">
+      <w:hyperlink r:id="rId18" w:history="1">
         <w:r>
           <w:rPr>
             <w:rStyle w:val="Hyperlink"/>
@@ -602,49 +780,118 @@
         </w:r>
       </w:hyperlink>
       <w:r>
-        <w:t>, was made from scratch, combining my skills as a video editor and as someone interested in accessibility.</w:t>
-      </w:r>
-    </w:p>
-    <w:p>
-      <w:r>
-        <w:t xml:space="preserve">While it is possible to set an audio description track as an alternative track on a YouTube video, I did not have access to this feature. According to the </w:t>
-      </w:r>
-      <w:hyperlink r:id="rId20" w:history="1">
+        <w:t xml:space="preserve">, </w:t>
+      </w:r>
+      <w:r>
+        <w:t>was produced</w:t>
+      </w:r>
+      <w:r>
+        <w:t xml:space="preserve"> from scratch, combining</w:t>
+      </w:r>
+      <w:r>
+        <w:t xml:space="preserve"> video editing and accessibility design</w:t>
+      </w:r>
+      <w:r>
+        <w:t>.</w:t>
+      </w:r>
+    </w:p>
+    <w:p>
+      <w:r>
+        <w:t xml:space="preserve">YouTube supports audio description tracks for some </w:t>
+      </w:r>
+      <w:proofErr w:type="gramStart"/>
+      <w:r>
+        <w:t>creators,</w:t>
+      </w:r>
+      <w:proofErr w:type="gramEnd"/>
+      <w:r>
+        <w:t xml:space="preserve"> however I </w:t>
+      </w:r>
+      <w:proofErr w:type="gramStart"/>
+      <w:r>
+        <w:t>was not able to</w:t>
+      </w:r>
+      <w:proofErr w:type="gramEnd"/>
+      <w:r>
+        <w:t xml:space="preserve"> use the feature.</w:t>
+      </w:r>
+      <w:r>
+        <w:t xml:space="preserve"> According to the </w:t>
+      </w:r>
+      <w:hyperlink r:id="rId19" w:history="1">
         <w:r>
           <w:rPr>
             <w:rStyle w:val="Hyperlink"/>
           </w:rPr>
-          <w:t>YouTube Help page about multi-langauge features</w:t>
+          <w:t>YouTube Help page about multi-</w:t>
         </w:r>
-      </w:hyperlink>
-      <w:r>
-        <w:t>, multi-language audio was only available to a “subset of creators with access to Advanced features as we are expanding access gradually.”</w:t>
-      </w:r>
-    </w:p>
-    <w:p>
-      <w:r>
-        <w:t xml:space="preserve">Therefore, I went with the weaker approach of uploading a </w:t>
-      </w:r>
-      <w:hyperlink r:id="rId21" w:history="1">
         <w:r>
           <w:rPr>
             <w:rStyle w:val="Hyperlink"/>
           </w:rPr>
-          <w:t>separate audio-described version</w:t>
+          <w:t>language</w:t>
+        </w:r>
+        <w:r>
+          <w:rPr>
+            <w:rStyle w:val="Hyperlink"/>
+          </w:rPr>
+          <w:t xml:space="preserve"> features</w:t>
         </w:r>
       </w:hyperlink>
       <w:r>
-        <w:t>. This separates the audio-described track from the original video, which is not as clean as being an audio track. However, I was limited by YouTube, and the opaque way it allocates features.</w:t>
-      </w:r>
-    </w:p>
-    <w:p>
-      <w:r>
-        <w:t>Recording an audio description was an interesting experience. Since the YouTube audio description track must be the same length as the original video, I could only speak in the pauses. I chose to read Dr Stephen Stone’s quote verbatim rather than using my identity-first re-phrasing so that I was true to what was on screen. Similarly, I continued reading the credits even after it disappeared from the video.</w:t>
-      </w:r>
-    </w:p>
-    <w:p>
-      <w:r>
-        <w:t>Other features of the main video include:</w:t>
+        <w:t xml:space="preserve">, </w:t>
+      </w:r>
+      <w:r>
+        <w:t>this was only</w:t>
+      </w:r>
+      <w:r>
+        <w:t xml:space="preserve"> available to a “subset of creators with access to Advanced features as we are expanding access gradually.”</w:t>
+      </w:r>
+      <w:r>
+        <w:t xml:space="preserve"> I therefore uploaded a separate audio-described version.</w:t>
+      </w:r>
+    </w:p>
+    <w:p>
+      <w:r>
+        <w:t xml:space="preserve">Recording </w:t>
+      </w:r>
+      <w:r>
+        <w:t>the</w:t>
+      </w:r>
+      <w:r>
+        <w:t xml:space="preserve"> audio description </w:t>
+      </w:r>
+      <w:r>
+        <w:t xml:space="preserve">required matching the </w:t>
+      </w:r>
+      <w:r>
+        <w:t xml:space="preserve">length </w:t>
+      </w:r>
+      <w:r>
+        <w:t>of</w:t>
+      </w:r>
+      <w:r>
+        <w:t xml:space="preserve"> the original video</w:t>
+      </w:r>
+      <w:r>
+        <w:t xml:space="preserve"> precisely. I could only describe during pauses in my original narration. </w:t>
+      </w:r>
+      <w:r>
+        <w:t xml:space="preserve">I chose to read Dr Stephen Stone’s quote verbatim rather than using my identity-first re-phrasing so that I was </w:t>
+      </w:r>
+      <w:r>
+        <w:t>accurate</w:t>
+      </w:r>
+      <w:r>
+        <w:t xml:space="preserve"> to what was on screen. Similarly, I continued reading the credits even after it disappeared from the video.</w:t>
+      </w:r>
+    </w:p>
+    <w:p>
+      <w:r>
+        <w:t>Additional accessibility features</w:t>
+      </w:r>
+      <w:r>
+        <w:t xml:space="preserve"> include:</w:t>
       </w:r>
     </w:p>
     <w:p>
@@ -656,7 +903,13 @@
         </w:numPr>
       </w:pPr>
       <w:r>
-        <w:t xml:space="preserve">Closed captioning – which also includes descriptions of the music (that I wrote myself). </w:t>
+        <w:t>Closed captioning</w:t>
+      </w:r>
+      <w:r>
+        <w:t>, including description of music</w:t>
+      </w:r>
+      <w:r>
+        <w:t xml:space="preserve"> </w:t>
       </w:r>
     </w:p>
     <w:p>
@@ -668,7 +921,7 @@
         </w:numPr>
       </w:pPr>
       <w:r>
-        <w:t xml:space="preserve">Ensuring any text on screen remains static for at least one second. </w:t>
+        <w:t>On-screen text being held for at least one second</w:t>
       </w:r>
     </w:p>
     <w:p>
@@ -680,7 +933,7 @@
         </w:numPr>
       </w:pPr>
       <w:r>
-        <w:t xml:space="preserve">Ensuring clear audio – I used my best lapel mic and cleaned up the audio so that it was crisp and clear. There is background noise I added in post, but I kept it at a low volume and cut out distracting elements (however, you might catch the distant police siren I left in!). </w:t>
+        <w:t>Clean, clear audio using a lapel microphone with light post-processing</w:t>
       </w:r>
     </w:p>
     <w:p>
@@ -692,7 +945,7 @@
         </w:numPr>
       </w:pPr>
       <w:r>
-        <w:t xml:space="preserve">Ensuring text on screen has sufficient contrast against background elements. </w:t>
+        <w:t>Controlled background noise with minimal ambient elements</w:t>
       </w:r>
     </w:p>
     <w:p>
@@ -704,7 +957,7 @@
         </w:numPr>
       </w:pPr>
       <w:r>
-        <w:t xml:space="preserve">Providing alternative formats – this includes the HTML, PDF, and DOCX transcripts as well as the audio-described version. </w:t>
+        <w:t>High-contrast text over background elements</w:t>
       </w:r>
     </w:p>
     <w:p>
@@ -716,35 +969,161 @@
         </w:numPr>
       </w:pPr>
       <w:r>
-        <w:t>Using an embedded YouTube video – when testing my website, I confirmed that a keyboard user could tab to the video and select play.</w:t>
-      </w:r>
-    </w:p>
-    <w:p>
-      <w:r>
-        <w:t xml:space="preserve">As a small note, I mainly stuck to </w:t>
-      </w:r>
-      <w:hyperlink r:id="rId22" w:history="1">
-        <w:r>
-          <w:rPr>
-            <w:rStyle w:val="Hyperlink"/>
-          </w:rPr>
-          <w:t>Pexels</w:t>
-        </w:r>
-      </w:hyperlink>
-      <w:r>
-        <w:t xml:space="preserve"> stock images and videos. I made sure to feature a diverse cast, including showing people who do not have any visible disability.</w:t>
+        <w:t>A</w:t>
+      </w:r>
+      <w:r>
+        <w:t xml:space="preserve">lternative formats </w:t>
+      </w:r>
+      <w:r>
+        <w:t>(HTML, PDF, and DOCX transcripts and audio-described video)</w:t>
+      </w:r>
+    </w:p>
+    <w:p>
+      <w:pPr>
+        <w:pStyle w:val="ListParagraph"/>
+        <w:numPr>
+          <w:ilvl w:val="0"/>
+          <w:numId w:val="3"/>
+        </w:numPr>
+      </w:pPr>
+      <w:r>
+        <w:t>Keyboard-accessible embedded YouTube player</w:t>
+      </w:r>
+      <w:r>
+        <w:t>.</w:t>
       </w:r>
     </w:p>
     <w:p>
       <w:pPr>
         <w:pStyle w:val="Heading2"/>
-      </w:pPr>
+        <w:rPr>
+          <w:rFonts w:asciiTheme="minorHAnsi" w:eastAsiaTheme="minorHAnsi" w:hAnsiTheme="minorHAnsi" w:cstheme="minorBidi"/>
+          <w:color w:val="auto"/>
+          <w:sz w:val="24"/>
+          <w:szCs w:val="24"/>
+        </w:rPr>
+      </w:pPr>
+      <w:r>
+        <w:rPr>
+          <w:rFonts w:asciiTheme="minorHAnsi" w:eastAsiaTheme="minorHAnsi" w:hAnsiTheme="minorHAnsi" w:cstheme="minorBidi"/>
+          <w:color w:val="auto"/>
+          <w:sz w:val="24"/>
+          <w:szCs w:val="24"/>
+        </w:rPr>
+        <w:t xml:space="preserve">Stock footage was primarily sourced from </w:t>
+      </w:r>
+      <w:proofErr w:type="spellStart"/>
+      <w:r>
+        <w:rPr>
+          <w:rFonts w:asciiTheme="minorHAnsi" w:eastAsiaTheme="minorHAnsi" w:hAnsiTheme="minorHAnsi" w:cstheme="minorBidi"/>
+          <w:color w:val="auto"/>
+          <w:sz w:val="24"/>
+          <w:szCs w:val="24"/>
+        </w:rPr>
+        <w:t>Pexels</w:t>
+      </w:r>
+      <w:proofErr w:type="spellEnd"/>
+      <w:r>
+        <w:rPr>
+          <w:rFonts w:asciiTheme="minorHAnsi" w:eastAsiaTheme="minorHAnsi" w:hAnsiTheme="minorHAnsi" w:cstheme="minorBidi"/>
+          <w:color w:val="auto"/>
+          <w:sz w:val="24"/>
+          <w:szCs w:val="24"/>
+        </w:rPr>
+        <w:t>, with attention to diversity and inclusion, including people without visible disabilities.</w:t>
+      </w:r>
+    </w:p>
+    <w:p>
+      <w:pPr>
+        <w:pStyle w:val="Heading2"/>
+      </w:pPr>
+      <w:r>
+        <w:t xml:space="preserve">3. </w:t>
+      </w:r>
+      <w:r>
+        <w:t>Website Documents (PDF and DOCX)</w:t>
+      </w:r>
+    </w:p>
+    <w:p>
+      <w:pPr>
+        <w:pStyle w:val="Heading3"/>
+      </w:pPr>
+      <w:r>
+        <w:t>Approach</w:t>
+      </w:r>
+    </w:p>
+    <w:p>
+      <w:r>
+        <w:t>The PDF and DOCX files were designed as alternative formats rather than primary content. The HTML versions were prioritised for accessibility, but the downloadable formats were still carefully structured.</w:t>
+      </w:r>
+    </w:p>
+    <w:p>
+      <w:r>
+        <w:t>The Word documents made use of:</w:t>
+      </w:r>
+    </w:p>
+    <w:p>
+      <w:pPr>
+        <w:pStyle w:val="ListParagraph"/>
+        <w:numPr>
+          <w:ilvl w:val="0"/>
+          <w:numId w:val="6"/>
+        </w:numPr>
+      </w:pPr>
+      <w:r>
+        <w:t>Semantic structuring with only one H1-level heading per document</w:t>
+      </w:r>
+    </w:p>
+    <w:p>
+      <w:pPr>
+        <w:pStyle w:val="ListParagraph"/>
+        <w:numPr>
+          <w:ilvl w:val="0"/>
+          <w:numId w:val="6"/>
+        </w:numPr>
+      </w:pPr>
+      <w:r>
+        <w:t>Proper use of heading styles</w:t>
+      </w:r>
+    </w:p>
+    <w:p>
+      <w:pPr>
+        <w:pStyle w:val="ListParagraph"/>
+        <w:numPr>
+          <w:ilvl w:val="0"/>
+          <w:numId w:val="6"/>
+        </w:numPr>
+      </w:pPr>
+      <w:r>
+        <w:t>Document title in the metadata</w:t>
+      </w:r>
+    </w:p>
+    <w:p>
+      <w:pPr>
+        <w:pStyle w:val="ListParagraph"/>
+        <w:numPr>
+          <w:ilvl w:val="0"/>
+          <w:numId w:val="6"/>
+        </w:numPr>
+      </w:pPr>
+      <w:r>
+        <w:t>Alt text for images that convey meaning.</w:t>
+      </w:r>
+    </w:p>
+    <w:p>
+      <w:r>
+        <w:t>These documents therefore passed the basic Microsoft accessibility checker.</w:t>
+      </w:r>
+    </w:p>
+    <w:p>
+      <w:r>
+        <w:t>Well-structured Word documents allowed for straightforward PDF export with minimal remediation.</w:t>
+      </w:r>
+    </w:p>
+    <w:p>
       <w:r>
         <w:lastRenderedPageBreak/>
-        <w:t xml:space="preserve">3. </w:t>
-      </w:r>
-      <w:r>
-        <w:t>Website Documents (PDF and DOCX)</w:t>
+        <w:t>Caption text was standardised at 12pt for readability, overriding Word’s default 9pt caption style.</w:t>
       </w:r>
     </w:p>
     <w:p>
@@ -752,42 +1131,17 @@
         <w:pStyle w:val="Heading3"/>
       </w:pPr>
       <w:r>
-        <w:t>Approach</w:t>
-      </w:r>
-    </w:p>
-    <w:p>
-      <w:r>
-        <w:t>I took the approach of having website documents (mainly PDF and DOCX files) be alternative versions of content. This was because I made sure the HTML webpages were generally accessible. However, this did not mean I neglected the downloadable files.</w:t>
-      </w:r>
-    </w:p>
-    <w:p>
-      <w:r>
-        <w:t>The Word docs are very simple in format. I was careful to make use of correct semantic structure, mainly that there is only one H1-level heading, which is the title of the document. I also set the title of the document in the metadata.</w:t>
-      </w:r>
-    </w:p>
-    <w:p>
-      <w:r>
-        <w:t>When you set up a Word doc well, you can easily make an accessible PDF. This was the case. I did not perform any major remediation of the PDFs aside from turning some blank space into artefacts. I used Adobe Acrobat to check the accessibility of the PDFs. I manually checked the reading order.</w:t>
-      </w:r>
-    </w:p>
-    <w:p>
-      <w:r>
-        <w:t>As you will find in the DOCX and PDF versions of my blog post about de-linking disability from accessibility, I made sure the caption text was at least 12 pt. By default, Word has the caption style as 9 pt, which can be more difficult to read.</w:t>
-      </w:r>
-    </w:p>
-    <w:p>
-      <w:pPr>
-        <w:pStyle w:val="Heading2"/>
-      </w:pPr>
-      <w:r>
         <w:t>Assessment</w:t>
       </w:r>
     </w:p>
     <w:p>
       <w:r>
-        <w:t xml:space="preserve">I tested the </w:t>
-      </w:r>
-      <w:hyperlink r:id="rId23" w:history="1">
+        <w:t>The</w:t>
+      </w:r>
+      <w:r>
+        <w:t xml:space="preserve"> </w:t>
+      </w:r>
+      <w:hyperlink r:id="rId20" w:history="1">
         <w:r>
           <w:rPr>
             <w:rStyle w:val="Hyperlink"/>
@@ -804,23 +1158,46 @@
         </w:r>
       </w:hyperlink>
       <w:r>
-        <w:t xml:space="preserve"> using Adobe Acrobat. Because I made sure that the document was properly formatted in Word (i.e. using the heading styles, adding alt text to the image, and making use of the header and footer), there was no detected errors in the Acrobat accessibility checker aside from the standard two: logical reading order and colour contrast.</w:t>
-      </w:r>
-    </w:p>
-    <w:p>
-      <w:r>
-        <w:t xml:space="preserve">I navigated the document using only the tab key and was satisfied it was logical. Having tested my colour palette using the WebAIM colour checker, I was also satisfied it passed the colour contrast test. </w:t>
-      </w:r>
-    </w:p>
-    <w:p>
-      <w:r>
-        <w:t>Therefore, I concluded that the PDF met accessibility standards.</w:t>
-      </w:r>
-    </w:p>
-    <w:p/>
-    <w:p>
-      <w:r>
-        <w:br w:type="page"/>
+        <w:t xml:space="preserve"> </w:t>
+      </w:r>
+      <w:r>
+        <w:t>passed</w:t>
+      </w:r>
+      <w:r>
+        <w:t xml:space="preserve"> Adobe Acrobat</w:t>
+      </w:r>
+      <w:r>
+        <w:t xml:space="preserve">’s accessibility checker with no critical errors detected. </w:t>
+      </w:r>
+      <w:r>
+        <w:t>I manually examined whether the document had a</w:t>
+      </w:r>
+      <w:r>
+        <w:t xml:space="preserve"> logical reading order and </w:t>
+      </w:r>
+      <w:r>
+        <w:t xml:space="preserve">sufficient </w:t>
+      </w:r>
+      <w:r>
+        <w:t>colour contrast.</w:t>
+      </w:r>
+    </w:p>
+    <w:p>
+      <w:r>
+        <w:t xml:space="preserve">Both navigation using keyboard and the tab order were logical. I ensured there was sufficient contrast using </w:t>
+      </w:r>
+      <w:proofErr w:type="spellStart"/>
+      <w:r>
+        <w:t>WebAIM</w:t>
+      </w:r>
+      <w:proofErr w:type="spellEnd"/>
+      <w:r>
+        <w:t xml:space="preserve"> contrast checker.</w:t>
+      </w:r>
+    </w:p>
+    <w:p>
+      <w:r>
+        <w:t>Overall, the PDF met accessibility standards.</w:t>
       </w:r>
     </w:p>
     <w:p>
@@ -828,40 +1205,114 @@
         <w:pStyle w:val="Heading2"/>
       </w:pPr>
       <w:r>
-        <w:lastRenderedPageBreak/>
         <w:t>Reflections</w:t>
       </w:r>
     </w:p>
     <w:p>
       <w:r>
-        <w:t>Having created a website with accessibility in mind, I will honestly say that accessibility is not that hard when you plan ahead. I chose an accessible Hugo theme that was 95% of the way there. When I made sure the Word docs were accessible, the PDFs had the right reading order and was tagged.</w:t>
-      </w:r>
-    </w:p>
-    <w:p>
-      <w:r>
-        <w:t xml:space="preserve">However, accessibility was genuinely time-consuming when making the video. A lot more care was needed in writing the audio description and then recording the audio description narration. I think this came more from my inexperience in writing audio description. </w:t>
-      </w:r>
-    </w:p>
-    <w:p>
-      <w:r>
-        <w:t>At my workplace, I make heavy use of GenAI to help me write alt text—then I refine the output. I think it would be a smoother process if I could share excerpts of the video for the GenAI to come up with a description. I would then record it.</w:t>
-      </w:r>
-    </w:p>
-    <w:p>
-      <w:r>
-        <w:t xml:space="preserve">This process really showed me that when you plan for accessibility, you'll have an easier time than retrofitting accessibility onto a product. </w:t>
-      </w:r>
-    </w:p>
-    <w:p>
-      <w:r>
-        <w:t>When I first started my work at an unnamed government agency, I thought cramming everything into one complex table was the way to go—it displayed everything on one page. However, I wouldn't dare try remediating those tables. Sometimes, it's easier to just have three simple tables that can the same story across.</w:t>
+        <w:t>Planning for accessibility upfront significantly reduces effort. Choosing an accessible Hugo theme covered most structural requirements, and properly formatted Word documents naturally produced accessible PDFs.</w:t>
+      </w:r>
+      <w:r>
+        <w:t xml:space="preserve"> </w:t>
+      </w:r>
+    </w:p>
+    <w:p>
+      <w:r>
+        <w:t xml:space="preserve">However, accessibility was </w:t>
+      </w:r>
+      <w:r>
+        <w:t>demanding</w:t>
+      </w:r>
+      <w:r>
+        <w:t xml:space="preserve"> when making the video. </w:t>
+      </w:r>
+      <w:r>
+        <w:t>This was the case for writing and then timing</w:t>
+      </w:r>
+      <w:r>
+        <w:t xml:space="preserve"> the audio description narration. I think this came more from my inexperience in audio description. </w:t>
+      </w:r>
+    </w:p>
+    <w:p>
+      <w:r>
+        <w:t>At my workplace, I</w:t>
+      </w:r>
+      <w:r>
+        <w:t xml:space="preserve"> often </w:t>
+      </w:r>
+      <w:r>
+        <w:t xml:space="preserve">use GenAI to </w:t>
+      </w:r>
+      <w:r>
+        <w:t>draft</w:t>
+      </w:r>
+      <w:r>
+        <w:t xml:space="preserve"> alt text</w:t>
+      </w:r>
+      <w:r>
+        <w:t>, which I then refine</w:t>
+      </w:r>
+      <w:r>
+        <w:t xml:space="preserve">. </w:t>
+      </w:r>
+      <w:r>
+        <w:t xml:space="preserve">A similar workflow for audio description (e.g. having a GenAI model come up with descriptions based on excerpts or single frames) would improve efficiency. </w:t>
+      </w:r>
+    </w:p>
+    <w:p>
+      <w:r>
+        <w:t>This project reinforced a key lesson: designing for accessibility is far easier than retrofitting it.</w:t>
+      </w:r>
+    </w:p>
+    <w:p>
+      <w:r>
+        <w:t xml:space="preserve">When I </w:t>
+      </w:r>
+      <w:r>
+        <w:t>began</w:t>
+      </w:r>
+      <w:r>
+        <w:t xml:space="preserve"> work</w:t>
+      </w:r>
+      <w:r>
+        <w:t>ing</w:t>
+      </w:r>
+      <w:r>
+        <w:t xml:space="preserve"> at an unnamed government agency, I thought cramming everything into one complex table was </w:t>
+      </w:r>
+      <w:r>
+        <w:t>best approach</w:t>
+      </w:r>
+      <w:r>
+        <w:t xml:space="preserve">—it </w:t>
+      </w:r>
+      <w:r>
+        <w:t>displayed all information at once</w:t>
+      </w:r>
+      <w:r>
+        <w:t xml:space="preserve">. </w:t>
+      </w:r>
+      <w:r>
+        <w:t>In hindsight, those tables were not user friendly and would be difficult to remediate</w:t>
+      </w:r>
+      <w:r>
+        <w:t xml:space="preserve">. </w:t>
+      </w:r>
+      <w:r>
+        <w:t>In many cases</w:t>
+      </w:r>
+      <w:r>
+        <w:t xml:space="preserve">, it's easier to just have three simple tables that </w:t>
+      </w:r>
+      <w:r>
+        <w:t>can get the information across more effectively and accessibly.</w:t>
       </w:r>
     </w:p>
     <w:sectPr>
-      <w:headerReference w:type="default" r:id="rId24"/>
-      <w:footerReference w:type="default" r:id="rId25"/>
-      <w:headerReference w:type="first" r:id="rId26"/>
-      <w:footerReference w:type="first" r:id="rId27"/>
+      <w:headerReference w:type="default" r:id="rId21"/>
+      <w:footerReference w:type="default" r:id="rId22"/>
+      <w:headerReference w:type="first" r:id="rId23"/>
+      <w:footerReference w:type="first" r:id="rId24"/>
       <w:pgSz w:w="11906" w:h="16838"/>
       <w:pgMar w:top="1440" w:right="1440" w:bottom="1440" w:left="1440" w:header="708" w:footer="708" w:gutter="0"/>
       <w:cols w:space="708"/>
@@ -1258,6 +1709,119 @@
     </w:lvl>
   </w:abstractNum>
   <w:abstractNum w:abstractNumId="1" w15:restartNumberingAfterBreak="0">
+    <w:nsid w:val="45A05E5A"/>
+    <w:multiLevelType w:val="hybridMultilevel"/>
+    <w:tmpl w:val="B680EBD4"/>
+    <w:lvl w:ilvl="0" w:tplc="0C090001">
+      <w:start w:val="1"/>
+      <w:numFmt w:val="bullet"/>
+      <w:lvlText w:val=""/>
+      <w:lvlJc w:val="left"/>
+      <w:pPr>
+        <w:ind w:left="720" w:hanging="360"/>
+      </w:pPr>
+      <w:rPr>
+        <w:rFonts w:ascii="Symbol" w:hAnsi="Symbol" w:hint="default"/>
+      </w:rPr>
+    </w:lvl>
+    <w:lvl w:ilvl="1" w:tplc="0C090003" w:tentative="1">
+      <w:start w:val="1"/>
+      <w:numFmt w:val="bullet"/>
+      <w:lvlText w:val="o"/>
+      <w:lvlJc w:val="left"/>
+      <w:pPr>
+        <w:ind w:left="1440" w:hanging="360"/>
+      </w:pPr>
+      <w:rPr>
+        <w:rFonts w:ascii="Courier New" w:hAnsi="Courier New" w:cs="Courier New" w:hint="default"/>
+      </w:rPr>
+    </w:lvl>
+    <w:lvl w:ilvl="2" w:tplc="0C090005" w:tentative="1">
+      <w:start w:val="1"/>
+      <w:numFmt w:val="bullet"/>
+      <w:lvlText w:val=""/>
+      <w:lvlJc w:val="left"/>
+      <w:pPr>
+        <w:ind w:left="2160" w:hanging="360"/>
+      </w:pPr>
+      <w:rPr>
+        <w:rFonts w:ascii="Wingdings" w:hAnsi="Wingdings" w:hint="default"/>
+      </w:rPr>
+    </w:lvl>
+    <w:lvl w:ilvl="3" w:tplc="0C090001" w:tentative="1">
+      <w:start w:val="1"/>
+      <w:numFmt w:val="bullet"/>
+      <w:lvlText w:val=""/>
+      <w:lvlJc w:val="left"/>
+      <w:pPr>
+        <w:ind w:left="2880" w:hanging="360"/>
+      </w:pPr>
+      <w:rPr>
+        <w:rFonts w:ascii="Symbol" w:hAnsi="Symbol" w:hint="default"/>
+      </w:rPr>
+    </w:lvl>
+    <w:lvl w:ilvl="4" w:tplc="0C090003" w:tentative="1">
+      <w:start w:val="1"/>
+      <w:numFmt w:val="bullet"/>
+      <w:lvlText w:val="o"/>
+      <w:lvlJc w:val="left"/>
+      <w:pPr>
+        <w:ind w:left="3600" w:hanging="360"/>
+      </w:pPr>
+      <w:rPr>
+        <w:rFonts w:ascii="Courier New" w:hAnsi="Courier New" w:cs="Courier New" w:hint="default"/>
+      </w:rPr>
+    </w:lvl>
+    <w:lvl w:ilvl="5" w:tplc="0C090005" w:tentative="1">
+      <w:start w:val="1"/>
+      <w:numFmt w:val="bullet"/>
+      <w:lvlText w:val=""/>
+      <w:lvlJc w:val="left"/>
+      <w:pPr>
+        <w:ind w:left="4320" w:hanging="360"/>
+      </w:pPr>
+      <w:rPr>
+        <w:rFonts w:ascii="Wingdings" w:hAnsi="Wingdings" w:hint="default"/>
+      </w:rPr>
+    </w:lvl>
+    <w:lvl w:ilvl="6" w:tplc="0C090001" w:tentative="1">
+      <w:start w:val="1"/>
+      <w:numFmt w:val="bullet"/>
+      <w:lvlText w:val=""/>
+      <w:lvlJc w:val="left"/>
+      <w:pPr>
+        <w:ind w:left="5040" w:hanging="360"/>
+      </w:pPr>
+      <w:rPr>
+        <w:rFonts w:ascii="Symbol" w:hAnsi="Symbol" w:hint="default"/>
+      </w:rPr>
+    </w:lvl>
+    <w:lvl w:ilvl="7" w:tplc="0C090003" w:tentative="1">
+      <w:start w:val="1"/>
+      <w:numFmt w:val="bullet"/>
+      <w:lvlText w:val="o"/>
+      <w:lvlJc w:val="left"/>
+      <w:pPr>
+        <w:ind w:left="5760" w:hanging="360"/>
+      </w:pPr>
+      <w:rPr>
+        <w:rFonts w:ascii="Courier New" w:hAnsi="Courier New" w:cs="Courier New" w:hint="default"/>
+      </w:rPr>
+    </w:lvl>
+    <w:lvl w:ilvl="8" w:tplc="0C090005" w:tentative="1">
+      <w:start w:val="1"/>
+      <w:numFmt w:val="bullet"/>
+      <w:lvlText w:val=""/>
+      <w:lvlJc w:val="left"/>
+      <w:pPr>
+        <w:ind w:left="6480" w:hanging="360"/>
+      </w:pPr>
+      <w:rPr>
+        <w:rFonts w:ascii="Wingdings" w:hAnsi="Wingdings" w:hint="default"/>
+      </w:rPr>
+    </w:lvl>
+  </w:abstractNum>
+  <w:abstractNum w:abstractNumId="2" w15:restartNumberingAfterBreak="0">
     <w:nsid w:val="45E63E30"/>
     <w:multiLevelType w:val="hybridMultilevel"/>
     <w:tmpl w:val="03D8E5F2"/>
@@ -1369,7 +1933,120 @@
       </w:rPr>
     </w:lvl>
   </w:abstractNum>
-  <w:abstractNum w:abstractNumId="2" w15:restartNumberingAfterBreak="0">
+  <w:abstractNum w:abstractNumId="3" w15:restartNumberingAfterBreak="0">
+    <w:nsid w:val="69BB7D99"/>
+    <w:multiLevelType w:val="hybridMultilevel"/>
+    <w:tmpl w:val="44C80CDC"/>
+    <w:lvl w:ilvl="0" w:tplc="0C090001">
+      <w:start w:val="1"/>
+      <w:numFmt w:val="bullet"/>
+      <w:lvlText w:val=""/>
+      <w:lvlJc w:val="left"/>
+      <w:pPr>
+        <w:ind w:left="720" w:hanging="360"/>
+      </w:pPr>
+      <w:rPr>
+        <w:rFonts w:ascii="Symbol" w:hAnsi="Symbol" w:hint="default"/>
+      </w:rPr>
+    </w:lvl>
+    <w:lvl w:ilvl="1" w:tplc="0C090003" w:tentative="1">
+      <w:start w:val="1"/>
+      <w:numFmt w:val="bullet"/>
+      <w:lvlText w:val="o"/>
+      <w:lvlJc w:val="left"/>
+      <w:pPr>
+        <w:ind w:left="1440" w:hanging="360"/>
+      </w:pPr>
+      <w:rPr>
+        <w:rFonts w:ascii="Courier New" w:hAnsi="Courier New" w:cs="Courier New" w:hint="default"/>
+      </w:rPr>
+    </w:lvl>
+    <w:lvl w:ilvl="2" w:tplc="0C090005" w:tentative="1">
+      <w:start w:val="1"/>
+      <w:numFmt w:val="bullet"/>
+      <w:lvlText w:val=""/>
+      <w:lvlJc w:val="left"/>
+      <w:pPr>
+        <w:ind w:left="2160" w:hanging="360"/>
+      </w:pPr>
+      <w:rPr>
+        <w:rFonts w:ascii="Wingdings" w:hAnsi="Wingdings" w:hint="default"/>
+      </w:rPr>
+    </w:lvl>
+    <w:lvl w:ilvl="3" w:tplc="0C090001" w:tentative="1">
+      <w:start w:val="1"/>
+      <w:numFmt w:val="bullet"/>
+      <w:lvlText w:val=""/>
+      <w:lvlJc w:val="left"/>
+      <w:pPr>
+        <w:ind w:left="2880" w:hanging="360"/>
+      </w:pPr>
+      <w:rPr>
+        <w:rFonts w:ascii="Symbol" w:hAnsi="Symbol" w:hint="default"/>
+      </w:rPr>
+    </w:lvl>
+    <w:lvl w:ilvl="4" w:tplc="0C090003" w:tentative="1">
+      <w:start w:val="1"/>
+      <w:numFmt w:val="bullet"/>
+      <w:lvlText w:val="o"/>
+      <w:lvlJc w:val="left"/>
+      <w:pPr>
+        <w:ind w:left="3600" w:hanging="360"/>
+      </w:pPr>
+      <w:rPr>
+        <w:rFonts w:ascii="Courier New" w:hAnsi="Courier New" w:cs="Courier New" w:hint="default"/>
+      </w:rPr>
+    </w:lvl>
+    <w:lvl w:ilvl="5" w:tplc="0C090005" w:tentative="1">
+      <w:start w:val="1"/>
+      <w:numFmt w:val="bullet"/>
+      <w:lvlText w:val=""/>
+      <w:lvlJc w:val="left"/>
+      <w:pPr>
+        <w:ind w:left="4320" w:hanging="360"/>
+      </w:pPr>
+      <w:rPr>
+        <w:rFonts w:ascii="Wingdings" w:hAnsi="Wingdings" w:hint="default"/>
+      </w:rPr>
+    </w:lvl>
+    <w:lvl w:ilvl="6" w:tplc="0C090001" w:tentative="1">
+      <w:start w:val="1"/>
+      <w:numFmt w:val="bullet"/>
+      <w:lvlText w:val=""/>
+      <w:lvlJc w:val="left"/>
+      <w:pPr>
+        <w:ind w:left="5040" w:hanging="360"/>
+      </w:pPr>
+      <w:rPr>
+        <w:rFonts w:ascii="Symbol" w:hAnsi="Symbol" w:hint="default"/>
+      </w:rPr>
+    </w:lvl>
+    <w:lvl w:ilvl="7" w:tplc="0C090003" w:tentative="1">
+      <w:start w:val="1"/>
+      <w:numFmt w:val="bullet"/>
+      <w:lvlText w:val="o"/>
+      <w:lvlJc w:val="left"/>
+      <w:pPr>
+        <w:ind w:left="5760" w:hanging="360"/>
+      </w:pPr>
+      <w:rPr>
+        <w:rFonts w:ascii="Courier New" w:hAnsi="Courier New" w:cs="Courier New" w:hint="default"/>
+      </w:rPr>
+    </w:lvl>
+    <w:lvl w:ilvl="8" w:tplc="0C090005" w:tentative="1">
+      <w:start w:val="1"/>
+      <w:numFmt w:val="bullet"/>
+      <w:lvlText w:val=""/>
+      <w:lvlJc w:val="left"/>
+      <w:pPr>
+        <w:ind w:left="6480" w:hanging="360"/>
+      </w:pPr>
+      <w:rPr>
+        <w:rFonts w:ascii="Wingdings" w:hAnsi="Wingdings" w:hint="default"/>
+      </w:rPr>
+    </w:lvl>
+  </w:abstractNum>
+  <w:abstractNum w:abstractNumId="4" w15:restartNumberingAfterBreak="0">
     <w:nsid w:val="6B585782"/>
     <w:multiLevelType w:val="hybridMultilevel"/>
     <w:tmpl w:val="BCEE6548"/>
@@ -1482,7 +2159,7 @@
       </w:rPr>
     </w:lvl>
   </w:abstractNum>
-  <w:abstractNum w:abstractNumId="3" w15:restartNumberingAfterBreak="0">
+  <w:abstractNum w:abstractNumId="5" w15:restartNumberingAfterBreak="0">
     <w:nsid w:val="717861D0"/>
     <w:multiLevelType w:val="hybridMultilevel"/>
     <w:tmpl w:val="C51A19E2"/>
@@ -1599,13 +2276,19 @@
     <w:abstractNumId w:val="0"/>
   </w:num>
   <w:num w:numId="2" w16cid:durableId="54276794">
+    <w:abstractNumId w:val="2"/>
+  </w:num>
+  <w:num w:numId="3" w16cid:durableId="842204038">
+    <w:abstractNumId w:val="5"/>
+  </w:num>
+  <w:num w:numId="4" w16cid:durableId="1117723261">
+    <w:abstractNumId w:val="4"/>
+  </w:num>
+  <w:num w:numId="5" w16cid:durableId="1857502220">
     <w:abstractNumId w:val="1"/>
   </w:num>
-  <w:num w:numId="3" w16cid:durableId="842204038">
+  <w:num w:numId="6" w16cid:durableId="1701931441">
     <w:abstractNumId w:val="3"/>
-  </w:num>
-  <w:num w:numId="4" w16cid:durableId="1117723261">
-    <w:abstractNumId w:val="2"/>
   </w:num>
 </w:numbering>
 </file>
@@ -2763,6 +3446,7 @@
   </w:compat>
   <w:rsids>
     <w:rsidRoot w:val="00707008"/>
+    <w:rsid w:val="001640AF"/>
     <w:rsid w:val="00216CDF"/>
     <w:rsid w:val="00581A1B"/>
     <w:rsid w:val="00670FED"/>
@@ -2773,7 +3457,6 @@
     <w:rsid w:val="00951CFF"/>
     <w:rsid w:val="009B27DF"/>
     <w:rsid w:val="00A536AF"/>
-    <w:rsid w:val="00A81E4E"/>
     <w:rsid w:val="00CE7CB3"/>
     <w:rsid w:val="00E53DE6"/>
     <w:rsid w:val="00EC0250"/>
@@ -3472,4 +4155,16 @@
     </a:ext>
   </a:extLst>
 </a:theme>
+</file>
+
+<file path=customXml/item1.xml><?xml version="1.0" encoding="utf-8"?>
+<b:Sources xmlns:b="http://schemas.openxmlformats.org/officeDocument/2006/bibliography" xmlns="http://schemas.openxmlformats.org/officeDocument/2006/bibliography" SelectedStyle="\APASixthEditionOfficeOnline.xsl" StyleName="APA" Version="6"/>
+</file>
+
+<file path=customXml/itemProps1.xml><?xml version="1.0" encoding="utf-8"?>
+<ds:datastoreItem xmlns:ds="http://schemas.openxmlformats.org/officeDocument/2006/customXml" ds:itemID="{0E5E419F-314F-4BBE-8AB2-471721DBD3E5}">
+  <ds:schemaRefs>
+    <ds:schemaRef ds:uri="http://schemas.openxmlformats.org/officeDocument/2006/bibliography"/>
+  </ds:schemaRefs>
+</ds:datastoreItem>
 </file>
--- a/static/downloads/posts/Documentation - How did you make this accessible.docx
+++ b/static/downloads/posts/Documentation - How did you make this accessible.docx
@@ -92,76 +92,6 @@
       <w:r>
         <w:t xml:space="preserve">In </w:t>
       </w:r>
-      <w:r>
-        <w:rPr>
-          <w:i/>
-          <w:iCs/>
-        </w:rPr>
-        <w:t xml:space="preserve">Can a Medieval Fayre be </w:t>
-      </w:r>
-      <w:proofErr w:type="gramStart"/>
-      <w:r>
-        <w:rPr>
-          <w:i/>
-          <w:iCs/>
-        </w:rPr>
-        <w:t>accessible?</w:t>
-      </w:r>
-      <w:r>
-        <w:t>,</w:t>
-      </w:r>
-      <w:proofErr w:type="gramEnd"/>
-      <w:r>
-        <w:t xml:space="preserve"> I explore whether a rustic, loud, and crowded event </w:t>
-      </w:r>
-      <w:r>
-        <w:t>can be</w:t>
-      </w:r>
-      <w:r>
-        <w:t xml:space="preserve"> immersive</w:t>
-      </w:r>
-      <w:r>
-        <w:t xml:space="preserve"> while being accessible</w:t>
-      </w:r>
-      <w:r>
-        <w:t xml:space="preserve">. In </w:t>
-      </w:r>
-      <w:r>
-        <w:rPr>
-          <w:i/>
-          <w:iCs/>
-        </w:rPr>
-        <w:t>Should accessibility ever be de-linked from disability?</w:t>
-      </w:r>
-      <w:r>
-        <w:t xml:space="preserve"> I explore an underlying tension in justifications for accessibility. </w:t>
-      </w:r>
-      <w:r>
-        <w:t>T</w:t>
-      </w:r>
-      <w:r>
-        <w:t xml:space="preserve">his blog post is based on a real conversation I had at work about how we </w:t>
-      </w:r>
-      <w:r>
-        <w:t>frame</w:t>
-      </w:r>
-      <w:r>
-        <w:t xml:space="preserve"> accessibility to a wider audience.</w:t>
-      </w:r>
-    </w:p>
-    <w:p>
-      <w:r>
-        <w:t>My four documents are:</w:t>
-      </w:r>
-    </w:p>
-    <w:p>
-      <w:pPr>
-        <w:pStyle w:val="ListParagraph"/>
-        <w:numPr>
-          <w:ilvl w:val="0"/>
-          <w:numId w:val="4"/>
-        </w:numPr>
-      </w:pPr>
       <w:hyperlink r:id="rId9" w:history="1">
         <w:r>
           <w:rPr>
@@ -173,13 +103,49 @@
         </w:r>
       </w:hyperlink>
       <w:r>
-        <w:t xml:space="preserve"> (</w:t>
-      </w:r>
-      <w:r>
-        <w:t>Multimedia</w:t>
-      </w:r>
-      <w:r>
-        <w:t>)</w:t>
+        <w:t xml:space="preserve">, I explore whether a rustic, loud, and crowded event </w:t>
+      </w:r>
+      <w:r>
+        <w:t>can be</w:t>
+      </w:r>
+      <w:r>
+        <w:t xml:space="preserve"> immersive</w:t>
+      </w:r>
+      <w:r>
+        <w:t xml:space="preserve"> while being accessible</w:t>
+      </w:r>
+      <w:r>
+        <w:t xml:space="preserve">. In </w:t>
+      </w:r>
+      <w:hyperlink r:id="rId10" w:history="1">
+        <w:r>
+          <w:rPr>
+            <w:rStyle w:val="Hyperlink"/>
+            <w:i/>
+            <w:iCs/>
+          </w:rPr>
+          <w:t>Should accessibility ever be de-linked from disability?</w:t>
+        </w:r>
+      </w:hyperlink>
+      <w:r>
+        <w:t xml:space="preserve"> I explore an underlying tension in justifications for accessibility. </w:t>
+      </w:r>
+      <w:r>
+        <w:t>T</w:t>
+      </w:r>
+      <w:r>
+        <w:t xml:space="preserve">his blog post is based on a real conversation I had at work about how we </w:t>
+      </w:r>
+      <w:r>
+        <w:t>frame</w:t>
+      </w:r>
+      <w:r>
+        <w:t xml:space="preserve"> accessibility to a wider audience.</w:t>
+      </w:r>
+    </w:p>
+    <w:p>
+      <w:r>
+        <w:t>My four documents are:</w:t>
       </w:r>
     </w:p>
     <w:p>
@@ -190,7 +156,35 @@
           <w:numId w:val="4"/>
         </w:numPr>
       </w:pPr>
-      <w:hyperlink r:id="rId10" w:history="1">
+      <w:hyperlink r:id="rId11" w:history="1">
+        <w:r>
+          <w:rPr>
+            <w:rStyle w:val="Hyperlink"/>
+            <w:i/>
+            <w:iCs/>
+          </w:rPr>
+          <w:t>Can a Medieval Fayre be accessible?</w:t>
+        </w:r>
+      </w:hyperlink>
+      <w:r>
+        <w:t xml:space="preserve"> (</w:t>
+      </w:r>
+      <w:r>
+        <w:t>Multimedia</w:t>
+      </w:r>
+      <w:r>
+        <w:t>)</w:t>
+      </w:r>
+    </w:p>
+    <w:p>
+      <w:pPr>
+        <w:pStyle w:val="ListParagraph"/>
+        <w:numPr>
+          <w:ilvl w:val="0"/>
+          <w:numId w:val="4"/>
+        </w:numPr>
+      </w:pPr>
+      <w:hyperlink r:id="rId12" w:history="1">
         <w:r>
           <w:rPr>
             <w:rStyle w:val="Hyperlink"/>
@@ -224,7 +218,7 @@
           <w:numId w:val="4"/>
         </w:numPr>
       </w:pPr>
-      <w:hyperlink r:id="rId11" w:history="1">
+      <w:hyperlink r:id="rId13" w:history="1">
         <w:r>
           <w:rPr>
             <w:rStyle w:val="Hyperlink"/>
@@ -246,7 +240,7 @@
           <w:numId w:val="4"/>
         </w:numPr>
       </w:pPr>
-      <w:hyperlink r:id="rId12" w:history="1">
+      <w:hyperlink r:id="rId14" w:history="1">
         <w:r>
           <w:rPr>
             <w:rStyle w:val="Hyperlink"/>
@@ -310,7 +304,7 @@
       <w:r>
         <w:t xml:space="preserve">I used </w:t>
       </w:r>
-      <w:hyperlink r:id="rId13" w:history="1">
+      <w:hyperlink r:id="rId15" w:history="1">
         <w:r>
           <w:rPr>
             <w:rStyle w:val="Hyperlink"/>
@@ -345,7 +339,7 @@
         <w:lastRenderedPageBreak/>
         <w:t xml:space="preserve">I went with </w:t>
       </w:r>
-      <w:hyperlink r:id="rId14" w:history="1">
+      <w:hyperlink r:id="rId16" w:history="1">
         <w:r>
           <w:rPr>
             <w:rStyle w:val="Hyperlink"/>
@@ -412,7 +406,7 @@
       <w:r>
         <w:t xml:space="preserve"> </w:t>
       </w:r>
-      <w:hyperlink r:id="rId15" w:history="1">
+      <w:hyperlink r:id="rId17" w:history="1">
         <w:r>
           <w:rPr>
             <w:rStyle w:val="Hyperlink"/>
@@ -423,7 +417,7 @@
       <w:r>
         <w:t xml:space="preserve">. As suggested in that thread, I ran the Zen demo site through </w:t>
       </w:r>
-      <w:hyperlink r:id="rId16" w:history="1">
+      <w:hyperlink r:id="rId18" w:history="1">
         <w:r>
           <w:rPr>
             <w:rStyle w:val="Hyperlink"/>
@@ -688,7 +682,7 @@
       <w:r>
         <w:t xml:space="preserve"> the </w:t>
       </w:r>
-      <w:hyperlink r:id="rId17" w:history="1">
+      <w:hyperlink r:id="rId19" w:history="1">
         <w:r>
           <w:rPr>
             <w:rStyle w:val="Hyperlink"/>
@@ -769,7 +763,7 @@
       <w:r>
         <w:t xml:space="preserve">The YouTube video, </w:t>
       </w:r>
-      <w:hyperlink r:id="rId18" w:history="1">
+      <w:hyperlink r:id="rId20" w:history="1">
         <w:r>
           <w:rPr>
             <w:rStyle w:val="Hyperlink"/>
@@ -818,7 +812,7 @@
       <w:r>
         <w:t xml:space="preserve"> According to the </w:t>
       </w:r>
-      <w:hyperlink r:id="rId19" w:history="1">
+      <w:hyperlink r:id="rId21" w:history="1">
         <w:r>
           <w:rPr>
             <w:rStyle w:val="Hyperlink"/>
@@ -1141,7 +1135,7 @@
       <w:r>
         <w:t xml:space="preserve"> </w:t>
       </w:r>
-      <w:hyperlink r:id="rId20" w:history="1">
+      <w:hyperlink r:id="rId22" w:history="1">
         <w:r>
           <w:rPr>
             <w:rStyle w:val="Hyperlink"/>
@@ -1309,10 +1303,10 @@
       </w:r>
     </w:p>
     <w:sectPr>
-      <w:headerReference w:type="default" r:id="rId21"/>
-      <w:footerReference w:type="default" r:id="rId22"/>
-      <w:headerReference w:type="first" r:id="rId23"/>
-      <w:footerReference w:type="first" r:id="rId24"/>
+      <w:headerReference w:type="default" r:id="rId23"/>
+      <w:footerReference w:type="default" r:id="rId24"/>
+      <w:headerReference w:type="first" r:id="rId25"/>
+      <w:footerReference w:type="first" r:id="rId26"/>
       <w:pgSz w:w="11906" w:h="16838"/>
       <w:pgMar w:top="1440" w:right="1440" w:bottom="1440" w:left="1440" w:header="708" w:footer="708" w:gutter="0"/>
       <w:cols w:space="708"/>
@@ -3446,7 +3440,6 @@
   </w:compat>
   <w:rsids>
     <w:rsidRoot w:val="00707008"/>
-    <w:rsid w:val="001640AF"/>
     <w:rsid w:val="00216CDF"/>
     <w:rsid w:val="00581A1B"/>
     <w:rsid w:val="00670FED"/>
@@ -3459,6 +3452,7 @@
     <w:rsid w:val="00A536AF"/>
     <w:rsid w:val="00CE7CB3"/>
     <w:rsid w:val="00E53DE6"/>
+    <w:rsid w:val="00EA6E14"/>
     <w:rsid w:val="00EC0250"/>
   </w:rsids>
   <m:mathPr>
